--- a/素材/效果类项目素材/广式腊肠/广式腊肠资料包.docx
+++ b/素材/效果类项目素材/广式腊肠/广式腊肠资料包.docx
@@ -4,14 +4,29 @@
   <w:body>
     <w:p>
       <w:pPr>
+        <w:keepNext/>
         <w:spacing w:after="80"/>
+        <w:jc w:val="left"/>
       </w:pPr>
       <w:r>
         <w:rPr>
-          <w:rFonts w:ascii="Calibri" w:hAnsi="Calibri" w:eastAsia="Calibri" w:cs="Calibri"/>
+          <w:rFonts w:ascii="Microsoft YaHei" w:hAnsi="Microsoft YaHei" w:eastAsia="Microsoft YaHei"/>
           <w:b/>
-          <w:i w:val="0"/>
-          <w:color w:val="2E74B5"/>
+          <w:color w:val="253247"/>
+          <w:sz w:val="42"/>
+        </w:rPr>
+        <w:t>广式三七瘦腊肠产品素材制作信息</w:t>
+      </w:r>
+    </w:p>
+    <w:p>
+      <w:pPr>
+        <w:spacing w:after="240"/>
+      </w:pPr>
+      <w:r>
+        <w:rPr>
+          <w:rFonts w:ascii="Microsoft YaHei" w:hAnsi="Microsoft YaHei" w:eastAsia="Microsoft YaHei"/>
+          <w:b/>
+          <w:color w:val="C4552D"/>
           <w:sz w:val="20"/>
         </w:rPr>
         <w:t>效果类项目素材资料</w:t>
@@ -19,1294 +34,483 @@
     </w:p>
     <w:p>
       <w:pPr>
-        <w:keepNext/>
-        <w:spacing w:after="80"/>
+        <w:spacing w:before="40" w:after="240" w:line="324" w:lineRule="auto"/>
+        <w:ind w:left="198" w:right="198"/>
+        <w:shd w:val="clear" w:color="auto" w:fill="FFF5EF"/>
       </w:pPr>
       <w:r>
         <w:rPr>
-          <w:rFonts w:ascii="Calibri" w:hAnsi="Calibri" w:eastAsia="Calibri" w:cs="Calibri"/>
-          <w:b/>
-          <w:i w:val="0"/>
-          <w:color w:val="17233B"/>
-          <w:sz w:val="48"/>
+          <w:rFonts w:ascii="Microsoft YaHei" w:hAnsi="Microsoft YaHei" w:eastAsia="Microsoft YaHei"/>
+          <w:b w:val="0"/>
+          <w:color w:val="667085"/>
+          <w:sz w:val="19"/>
         </w:rPr>
-        <w:t>广式三七瘦腊肠产品素材制作信息表</w:t>
+        <w:t>说明：本资料包只填写产品基础、卖点、用户与场景信息。时长、画幅、分辨率、投放渠道、禁用元素和视觉风格均在资料导入节点配置，本资料包不重复填写。</w:t>
       </w:r>
     </w:p>
     <w:p>
       <w:pPr>
-        <w:spacing w:after="280"/>
+        <w:pStyle w:val="Heading1"/>
+        <w:pBdr>
+          <w:bottom w:val="single" w:sz="8" w:space="4" w:color="E6C8BA"/>
+        </w:pBdr>
       </w:pPr>
       <w:r>
-        <w:t>本资料包只填写产品基础、卖点、用户与场景信息；时长、画幅、分辨率、投放渠道、禁用元素和视觉风格均在资料导入节点配置，本表不重复填写。</w:t>
+        <w:t>产品基础层</w:t>
       </w:r>
     </w:p>
-    <w:tbl>
-      <w:tblPr>
-        <w:tblStyle w:val="TableGrid"/>
-        <w:tblW w:type="dxa" w:w="9360"/>
-        <w:jc w:val="left"/>
-        <w:tblLayout w:type="fixed"/>
-        <w:tblLook w:firstColumn="1" w:firstRow="1" w:lastColumn="0" w:lastRow="0" w:noHBand="0" w:noVBand="1" w:val="04A0"/>
-        <w:tblInd w:w="120" w:type="dxa"/>
-      </w:tblPr>
-      <w:tblGrid>
-        <w:gridCol w:w="1500"/>
-        <w:gridCol w:w="1900"/>
-        <w:gridCol w:w="5960"/>
-      </w:tblGrid>
-      <w:tr>
-        <w:trPr>
-          <w:tblHeader w:val="true"/>
-          <w:cantSplit w:val="true"/>
-        </w:trPr>
-        <w:tc>
-          <w:tcPr>
-            <w:tcW w:type="dxa" w:w="1500"/>
-            <w:shd w:fill="E8EEF5"/>
-            <w:tcMar>
-              <w:top w:w="80" w:type="dxa"/>
-              <w:bottom w:w="80" w:type="dxa"/>
-              <w:start w:w="120" w:type="dxa"/>
-              <w:end w:w="120" w:type="dxa"/>
-            </w:tcMar>
-            <w:vAlign w:val="center"/>
-          </w:tcPr>
-          <w:p>
-            <w:pPr>
-              <w:spacing w:before="0" w:after="0" w:line="288" w:lineRule="auto"/>
-            </w:pPr>
-            <w:r/>
-            <w:r>
-              <w:rPr>
-                <w:rFonts w:ascii="Calibri" w:hAnsi="Calibri" w:eastAsia="Calibri" w:cs="Calibri"/>
-                <w:b/>
-                <w:i w:val="0"/>
-                <w:color w:val="1F4D78"/>
-                <w:sz w:val="20"/>
-              </w:rPr>
-              <w:t>信息层</w:t>
-            </w:r>
-          </w:p>
-        </w:tc>
-        <w:tc>
-          <w:tcPr>
-            <w:tcW w:type="dxa" w:w="1900"/>
-            <w:shd w:fill="E8EEF5"/>
-            <w:tcMar>
-              <w:top w:w="80" w:type="dxa"/>
-              <w:bottom w:w="80" w:type="dxa"/>
-              <w:start w:w="120" w:type="dxa"/>
-              <w:end w:w="120" w:type="dxa"/>
-            </w:tcMar>
-            <w:vAlign w:val="center"/>
-          </w:tcPr>
-          <w:p>
-            <w:pPr>
-              <w:spacing w:before="0" w:after="0" w:line="288" w:lineRule="auto"/>
-            </w:pPr>
-            <w:r/>
-            <w:r>
-              <w:rPr>
-                <w:rFonts w:ascii="Calibri" w:hAnsi="Calibri" w:eastAsia="Calibri" w:cs="Calibri"/>
-                <w:b/>
-                <w:i w:val="0"/>
-                <w:color w:val="1F4D78"/>
-                <w:sz w:val="20"/>
-              </w:rPr>
-              <w:t>字段</w:t>
-            </w:r>
-          </w:p>
-        </w:tc>
-        <w:tc>
-          <w:tcPr>
-            <w:tcW w:type="dxa" w:w="5960"/>
-            <w:shd w:fill="E8EEF5"/>
-            <w:tcMar>
-              <w:top w:w="80" w:type="dxa"/>
-              <w:bottom w:w="80" w:type="dxa"/>
-              <w:start w:w="120" w:type="dxa"/>
-              <w:end w:w="120" w:type="dxa"/>
-            </w:tcMar>
-            <w:vAlign w:val="center"/>
-          </w:tcPr>
-          <w:p>
-            <w:pPr>
-              <w:spacing w:before="0" w:after="0" w:line="288" w:lineRule="auto"/>
-            </w:pPr>
-            <w:r/>
-            <w:r>
-              <w:rPr>
-                <w:rFonts w:ascii="Calibri" w:hAnsi="Calibri" w:eastAsia="Calibri" w:cs="Calibri"/>
-                <w:b/>
-                <w:i w:val="0"/>
-                <w:color w:val="1F4D78"/>
-                <w:sz w:val="20"/>
-              </w:rPr>
-              <w:t>用户填写内容</w:t>
-            </w:r>
-          </w:p>
-        </w:tc>
-      </w:tr>
-      <w:tr>
-        <w:trPr>
-          <w:cantSplit w:val="true"/>
-        </w:trPr>
-        <w:tc>
-          <w:tcPr>
-            <w:tcW w:type="dxa" w:w="1500"/>
-            <w:vMerge w:val="restart"/>
-            <w:shd w:fill="F4F6F9"/>
-            <w:tcMar>
-              <w:top w:w="80" w:type="dxa"/>
-              <w:bottom w:w="80" w:type="dxa"/>
-              <w:start w:w="120" w:type="dxa"/>
-              <w:end w:w="120" w:type="dxa"/>
-            </w:tcMar>
-            <w:vAlign w:val="center"/>
-          </w:tcPr>
-          <w:p>
-            <w:pPr>
-              <w:spacing w:before="0" w:after="0" w:line="288" w:lineRule="auto"/>
-              <w:jc w:val="center"/>
-            </w:pPr>
-            <w:r/>
-            <w:r>
-              <w:rPr>
-                <w:rFonts w:ascii="Calibri" w:hAnsi="Calibri" w:eastAsia="Calibri" w:cs="Calibri"/>
-                <w:b/>
-                <w:i w:val="0"/>
-                <w:color w:val="1F4D78"/>
-                <w:sz w:val="20"/>
-              </w:rPr>
-              <w:t>产品基础层</w:t>
-            </w:r>
-          </w:p>
-        </w:tc>
-        <w:tc>
-          <w:tcPr>
-            <w:tcW w:type="dxa" w:w="1900"/>
-            <w:tcMar>
-              <w:top w:w="80" w:type="dxa"/>
-              <w:bottom w:w="80" w:type="dxa"/>
-              <w:start w:w="120" w:type="dxa"/>
-              <w:end w:w="120" w:type="dxa"/>
-            </w:tcMar>
-            <w:vAlign w:val="center"/>
-          </w:tcPr>
-          <w:p>
-            <w:pPr>
-              <w:spacing w:before="0" w:after="0" w:line="288" w:lineRule="auto"/>
-            </w:pPr>
-            <w:r/>
-            <w:r>
-              <w:rPr>
-                <w:rFonts w:ascii="Calibri" w:hAnsi="Calibri" w:eastAsia="Calibri" w:cs="Calibri"/>
-                <w:b/>
-                <w:i w:val="0"/>
-                <w:color w:val="17233B"/>
-                <w:sz w:val="20"/>
-              </w:rPr>
-              <w:t>产品品类</w:t>
-            </w:r>
-          </w:p>
-        </w:tc>
-        <w:tc>
-          <w:tcPr>
-            <w:tcW w:type="dxa" w:w="5960"/>
-            <w:tcMar>
-              <w:top w:w="80" w:type="dxa"/>
-              <w:bottom w:w="80" w:type="dxa"/>
-              <w:start w:w="120" w:type="dxa"/>
-              <w:end w:w="120" w:type="dxa"/>
-            </w:tcMar>
-            <w:vAlign w:val="center"/>
-          </w:tcPr>
-          <w:p>
-            <w:pPr>
-              <w:spacing w:before="0" w:after="0" w:line="288" w:lineRule="auto"/>
-            </w:pPr>
-            <w:r/>
-            <w:r>
-              <w:rPr>
-                <w:rFonts w:ascii="Calibri" w:hAnsi="Calibri" w:eastAsia="Calibri" w:cs="Calibri"/>
-                <w:b w:val="0"/>
-                <w:i w:val="0"/>
-                <w:color w:val="17233B"/>
-                <w:sz w:val="20"/>
-              </w:rPr>
-              <w:t>腊味肉制品</w:t>
-            </w:r>
-          </w:p>
-        </w:tc>
-      </w:tr>
-      <w:tr>
-        <w:trPr>
-          <w:cantSplit w:val="true"/>
-        </w:trPr>
-        <w:tc>
-          <w:tcPr>
-            <w:tcW w:type="dxa" w:w="3120"/>
-            <w:vMerge/>
-            <w:shd w:fill="F4F6F9"/>
-          </w:tcPr>
-          <w:p/>
-        </w:tc>
-        <w:tc>
-          <w:tcPr>
-            <w:tcW w:type="dxa" w:w="1900"/>
-            <w:tcMar>
-              <w:top w:w="80" w:type="dxa"/>
-              <w:bottom w:w="80" w:type="dxa"/>
-              <w:start w:w="120" w:type="dxa"/>
-              <w:end w:w="120" w:type="dxa"/>
-            </w:tcMar>
-            <w:vAlign w:val="center"/>
-          </w:tcPr>
-          <w:p>
-            <w:pPr>
-              <w:spacing w:before="0" w:after="0" w:line="288" w:lineRule="auto"/>
-            </w:pPr>
-            <w:r/>
-            <w:r>
-              <w:rPr>
-                <w:rFonts w:ascii="Calibri" w:hAnsi="Calibri" w:eastAsia="Calibri" w:cs="Calibri"/>
-                <w:b/>
-                <w:i w:val="0"/>
-                <w:color w:val="17233B"/>
-                <w:sz w:val="20"/>
-              </w:rPr>
-              <w:t>产品名称</w:t>
-            </w:r>
-          </w:p>
-        </w:tc>
-        <w:tc>
-          <w:tcPr>
-            <w:tcW w:type="dxa" w:w="5960"/>
-            <w:tcMar>
-              <w:top w:w="80" w:type="dxa"/>
-              <w:bottom w:w="80" w:type="dxa"/>
-              <w:start w:w="120" w:type="dxa"/>
-              <w:end w:w="120" w:type="dxa"/>
-            </w:tcMar>
-            <w:vAlign w:val="center"/>
-          </w:tcPr>
-          <w:p>
-            <w:pPr>
-              <w:spacing w:before="0" w:after="0" w:line="288" w:lineRule="auto"/>
-            </w:pPr>
-            <w:r/>
-            <w:r>
-              <w:rPr>
-                <w:rFonts w:ascii="Calibri" w:hAnsi="Calibri" w:eastAsia="Calibri" w:cs="Calibri"/>
-                <w:b w:val="0"/>
-                <w:i w:val="0"/>
-                <w:color w:val="17233B"/>
-                <w:sz w:val="20"/>
-              </w:rPr>
-              <w:t>广式三七瘦腊肠</w:t>
-            </w:r>
-          </w:p>
-        </w:tc>
-      </w:tr>
-      <w:tr>
-        <w:trPr>
-          <w:cantSplit w:val="true"/>
-        </w:trPr>
-        <w:tc>
-          <w:tcPr>
-            <w:tcW w:type="dxa" w:w="3120"/>
-            <w:vMerge/>
-            <w:shd w:fill="F4F6F9"/>
-          </w:tcPr>
-          <w:p/>
-        </w:tc>
-        <w:tc>
-          <w:tcPr>
-            <w:tcW w:type="dxa" w:w="1900"/>
-            <w:tcMar>
-              <w:top w:w="80" w:type="dxa"/>
-              <w:bottom w:w="80" w:type="dxa"/>
-              <w:start w:w="120" w:type="dxa"/>
-              <w:end w:w="120" w:type="dxa"/>
-            </w:tcMar>
-            <w:vAlign w:val="center"/>
-          </w:tcPr>
-          <w:p>
-            <w:pPr>
-              <w:spacing w:before="0" w:after="0" w:line="288" w:lineRule="auto"/>
-            </w:pPr>
-            <w:r/>
-            <w:r>
-              <w:rPr>
-                <w:rFonts w:ascii="Calibri" w:hAnsi="Calibri" w:eastAsia="Calibri" w:cs="Calibri"/>
-                <w:b/>
-                <w:i w:val="0"/>
-                <w:color w:val="17233B"/>
-                <w:sz w:val="20"/>
-              </w:rPr>
-              <w:t>核心规格</w:t>
-            </w:r>
-          </w:p>
-        </w:tc>
-        <w:tc>
-          <w:tcPr>
-            <w:tcW w:type="dxa" w:w="5960"/>
-            <w:tcMar>
-              <w:top w:w="80" w:type="dxa"/>
-              <w:bottom w:w="80" w:type="dxa"/>
-              <w:start w:w="120" w:type="dxa"/>
-              <w:end w:w="120" w:type="dxa"/>
-            </w:tcMar>
-            <w:vAlign w:val="center"/>
-          </w:tcPr>
-          <w:p>
-            <w:pPr>
-              <w:spacing w:before="0" w:after="0" w:line="288" w:lineRule="auto"/>
-            </w:pPr>
-            <w:r/>
-            <w:r>
-              <w:rPr>
-                <w:rFonts w:ascii="Calibri" w:hAnsi="Calibri" w:eastAsia="Calibri" w:cs="Calibri"/>
-                <w:b w:val="0"/>
-                <w:i w:val="0"/>
-                <w:color w:val="17233B"/>
-                <w:sz w:val="20"/>
-              </w:rPr>
-              <w:t>500g 真空袋装</w:t>
-            </w:r>
-          </w:p>
-        </w:tc>
-      </w:tr>
-      <w:tr>
-        <w:trPr>
-          <w:cantSplit w:val="true"/>
-        </w:trPr>
-        <w:tc>
-          <w:tcPr>
-            <w:tcW w:type="dxa" w:w="3120"/>
-            <w:vMerge/>
-            <w:shd w:fill="F4F6F9"/>
-          </w:tcPr>
-          <w:p/>
-        </w:tc>
-        <w:tc>
-          <w:tcPr>
-            <w:tcW w:type="dxa" w:w="1900"/>
-            <w:tcMar>
-              <w:top w:w="80" w:type="dxa"/>
-              <w:bottom w:w="80" w:type="dxa"/>
-              <w:start w:w="120" w:type="dxa"/>
-              <w:end w:w="120" w:type="dxa"/>
-            </w:tcMar>
-            <w:vAlign w:val="center"/>
-          </w:tcPr>
-          <w:p>
-            <w:pPr>
-              <w:spacing w:before="0" w:after="0" w:line="288" w:lineRule="auto"/>
-            </w:pPr>
-            <w:r/>
-            <w:r>
-              <w:rPr>
-                <w:rFonts w:ascii="Calibri" w:hAnsi="Calibri" w:eastAsia="Calibri" w:cs="Calibri"/>
-                <w:b/>
-                <w:i w:val="0"/>
-                <w:color w:val="17233B"/>
-                <w:sz w:val="20"/>
-              </w:rPr>
-              <w:t>价格信息</w:t>
-            </w:r>
-          </w:p>
-        </w:tc>
-        <w:tc>
-          <w:tcPr>
-            <w:tcW w:type="dxa" w:w="5960"/>
-            <w:tcMar>
-              <w:top w:w="80" w:type="dxa"/>
-              <w:bottom w:w="80" w:type="dxa"/>
-              <w:start w:w="120" w:type="dxa"/>
-              <w:end w:w="120" w:type="dxa"/>
-            </w:tcMar>
-            <w:vAlign w:val="center"/>
-          </w:tcPr>
-          <w:p>
-            <w:pPr>
-              <w:spacing w:before="0" w:after="0" w:line="288" w:lineRule="auto"/>
-            </w:pPr>
-            <w:r/>
-            <w:r>
-              <w:rPr>
-                <w:rFonts w:ascii="Calibri" w:hAnsi="Calibri" w:eastAsia="Calibri" w:cs="Calibri"/>
-                <w:b w:val="0"/>
-                <w:i w:val="0"/>
-                <w:color w:val="17233B"/>
-                <w:sz w:val="20"/>
-              </w:rPr>
-              <w:t>20 元/袋</w:t>
-            </w:r>
-          </w:p>
-        </w:tc>
-      </w:tr>
-      <w:tr>
-        <w:trPr>
-          <w:cantSplit w:val="true"/>
-        </w:trPr>
-        <w:tc>
-          <w:tcPr>
-            <w:tcW w:type="dxa" w:w="3120"/>
-            <w:vMerge/>
-            <w:shd w:fill="F4F6F9"/>
-          </w:tcPr>
-          <w:p/>
-        </w:tc>
-        <w:tc>
-          <w:tcPr>
-            <w:tcW w:type="dxa" w:w="1900"/>
-            <w:tcMar>
-              <w:top w:w="80" w:type="dxa"/>
-              <w:bottom w:w="80" w:type="dxa"/>
-              <w:start w:w="120" w:type="dxa"/>
-              <w:end w:w="120" w:type="dxa"/>
-            </w:tcMar>
-            <w:vAlign w:val="center"/>
-          </w:tcPr>
-          <w:p>
-            <w:pPr>
-              <w:spacing w:before="0" w:after="0" w:line="288" w:lineRule="auto"/>
-            </w:pPr>
-            <w:r/>
-            <w:r>
-              <w:rPr>
-                <w:rFonts w:ascii="Calibri" w:hAnsi="Calibri" w:eastAsia="Calibri" w:cs="Calibri"/>
-                <w:b/>
-                <w:i w:val="0"/>
-                <w:color w:val="17233B"/>
-                <w:sz w:val="20"/>
-              </w:rPr>
-              <w:t>视觉特征</w:t>
-            </w:r>
-          </w:p>
-        </w:tc>
-        <w:tc>
-          <w:tcPr>
-            <w:tcW w:type="dxa" w:w="5960"/>
-            <w:tcMar>
-              <w:top w:w="80" w:type="dxa"/>
-              <w:bottom w:w="80" w:type="dxa"/>
-              <w:start w:w="120" w:type="dxa"/>
-              <w:end w:w="120" w:type="dxa"/>
-            </w:tcMar>
-            <w:vAlign w:val="center"/>
-          </w:tcPr>
-          <w:p>
-            <w:pPr>
-              <w:spacing w:before="0" w:after="0" w:line="288" w:lineRule="auto"/>
-            </w:pPr>
-            <w:r/>
-            <w:r>
-              <w:rPr>
-                <w:rFonts w:ascii="Calibri" w:hAnsi="Calibri" w:eastAsia="Calibri" w:cs="Calibri"/>
-                <w:b w:val="0"/>
-                <w:i w:val="0"/>
-                <w:color w:val="17233B"/>
-                <w:sz w:val="20"/>
-              </w:rPr>
-              <w:t>腊肠呈红白相间的肥瘦纹理，完整长条与斜切片形态清晰，表面油润透亮。</w:t>
-            </w:r>
-          </w:p>
-        </w:tc>
-      </w:tr>
-      <w:tr>
-        <w:trPr>
-          <w:cantSplit w:val="true"/>
-        </w:trPr>
-        <w:tc>
-          <w:tcPr>
-            <w:tcW w:type="dxa" w:w="1500"/>
-            <w:vMerge w:val="restart"/>
-            <w:shd w:fill="F4F6F9"/>
-            <w:tcMar>
-              <w:top w:w="80" w:type="dxa"/>
-              <w:bottom w:w="80" w:type="dxa"/>
-              <w:start w:w="120" w:type="dxa"/>
-              <w:end w:w="120" w:type="dxa"/>
-            </w:tcMar>
-            <w:vAlign w:val="center"/>
-          </w:tcPr>
-          <w:p>
-            <w:pPr>
-              <w:spacing w:before="0" w:after="0" w:line="288" w:lineRule="auto"/>
-              <w:jc w:val="center"/>
-            </w:pPr>
-            <w:r/>
-            <w:r>
-              <w:rPr>
-                <w:rFonts w:ascii="Calibri" w:hAnsi="Calibri" w:eastAsia="Calibri" w:cs="Calibri"/>
-                <w:b/>
-                <w:i w:val="0"/>
-                <w:color w:val="1F4D78"/>
-                <w:sz w:val="20"/>
-              </w:rPr>
-              <w:t>卖点层</w:t>
-            </w:r>
-          </w:p>
-        </w:tc>
-        <w:tc>
-          <w:tcPr>
-            <w:tcW w:type="dxa" w:w="1900"/>
-            <w:tcMar>
-              <w:top w:w="80" w:type="dxa"/>
-              <w:bottom w:w="80" w:type="dxa"/>
-              <w:start w:w="120" w:type="dxa"/>
-              <w:end w:w="120" w:type="dxa"/>
-            </w:tcMar>
-            <w:vAlign w:val="center"/>
-          </w:tcPr>
-          <w:p>
-            <w:pPr>
-              <w:spacing w:before="0" w:after="0" w:line="288" w:lineRule="auto"/>
-            </w:pPr>
-            <w:r/>
-            <w:r>
-              <w:rPr>
-                <w:rFonts w:ascii="Calibri" w:hAnsi="Calibri" w:eastAsia="Calibri" w:cs="Calibri"/>
-                <w:b/>
-                <w:i w:val="0"/>
-                <w:color w:val="17233B"/>
-                <w:sz w:val="20"/>
-              </w:rPr>
-              <w:t>核心卖点</w:t>
-            </w:r>
-          </w:p>
-        </w:tc>
-        <w:tc>
-          <w:tcPr>
-            <w:tcW w:type="dxa" w:w="5960"/>
-            <w:tcMar>
-              <w:top w:w="80" w:type="dxa"/>
-              <w:bottom w:w="80" w:type="dxa"/>
-              <w:start w:w="120" w:type="dxa"/>
-              <w:end w:w="120" w:type="dxa"/>
-            </w:tcMar>
-            <w:vAlign w:val="center"/>
-          </w:tcPr>
-          <w:p>
-            <w:pPr>
-              <w:spacing w:before="0" w:after="0" w:line="288" w:lineRule="auto"/>
-            </w:pPr>
-            <w:r/>
-            <w:r>
-              <w:rPr>
-                <w:rFonts w:ascii="Calibri" w:hAnsi="Calibri" w:eastAsia="Calibri" w:cs="Calibri"/>
-                <w:b w:val="0"/>
-                <w:i w:val="0"/>
-                <w:color w:val="17233B"/>
-                <w:sz w:val="20"/>
-              </w:rPr>
-              <w:t>三七肥瘦黄金配比；广府糖酒腌制工艺；咸甜酒香回甘。</w:t>
-            </w:r>
-          </w:p>
-        </w:tc>
-      </w:tr>
-      <w:tr>
-        <w:trPr>
-          <w:cantSplit w:val="true"/>
-        </w:trPr>
-        <w:tc>
-          <w:tcPr>
-            <w:tcW w:type="dxa" w:w="3120"/>
-            <w:vMerge/>
-            <w:shd w:fill="F4F6F9"/>
-          </w:tcPr>
-          <w:p/>
-        </w:tc>
-        <w:tc>
-          <w:tcPr>
-            <w:tcW w:type="dxa" w:w="1900"/>
-            <w:tcMar>
-              <w:top w:w="80" w:type="dxa"/>
-              <w:bottom w:w="80" w:type="dxa"/>
-              <w:start w:w="120" w:type="dxa"/>
-              <w:end w:w="120" w:type="dxa"/>
-            </w:tcMar>
-            <w:vAlign w:val="center"/>
-          </w:tcPr>
-          <w:p>
-            <w:pPr>
-              <w:spacing w:before="0" w:after="0" w:line="288" w:lineRule="auto"/>
-            </w:pPr>
-            <w:r/>
-            <w:r>
-              <w:rPr>
-                <w:rFonts w:ascii="Calibri" w:hAnsi="Calibri" w:eastAsia="Calibri" w:cs="Calibri"/>
-                <w:b/>
-                <w:i w:val="0"/>
-                <w:color w:val="17233B"/>
-                <w:sz w:val="20"/>
-              </w:rPr>
-              <w:t>次要卖点</w:t>
-            </w:r>
-          </w:p>
-        </w:tc>
-        <w:tc>
-          <w:tcPr>
-            <w:tcW w:type="dxa" w:w="5960"/>
-            <w:tcMar>
-              <w:top w:w="80" w:type="dxa"/>
-              <w:bottom w:w="80" w:type="dxa"/>
-              <w:start w:w="120" w:type="dxa"/>
-              <w:end w:w="120" w:type="dxa"/>
-            </w:tcMar>
-            <w:vAlign w:val="center"/>
-          </w:tcPr>
-          <w:p>
-            <w:pPr>
-              <w:spacing w:before="0" w:after="0" w:line="288" w:lineRule="auto"/>
-            </w:pPr>
-            <w:r/>
-            <w:r>
-              <w:rPr>
-                <w:rFonts w:ascii="Calibri" w:hAnsi="Calibri" w:eastAsia="Calibri" w:cs="Calibri"/>
-                <w:b w:val="0"/>
-                <w:i w:val="0"/>
-                <w:color w:val="17233B"/>
-                <w:sz w:val="20"/>
-              </w:rPr>
-              <w:t>纯猪肉无淀粉；真空锁鲜；适配煲仔饭、蒸、炒多种烹饪方式；切片均匀、形态规整。</w:t>
-            </w:r>
-          </w:p>
-        </w:tc>
-      </w:tr>
-      <w:tr>
-        <w:trPr>
-          <w:cantSplit w:val="true"/>
-        </w:trPr>
-        <w:tc>
-          <w:tcPr>
-            <w:tcW w:type="dxa" w:w="3120"/>
-            <w:vMerge/>
-            <w:shd w:fill="F4F6F9"/>
-          </w:tcPr>
-          <w:p/>
-        </w:tc>
-        <w:tc>
-          <w:tcPr>
-            <w:tcW w:type="dxa" w:w="1900"/>
-            <w:tcMar>
-              <w:top w:w="80" w:type="dxa"/>
-              <w:bottom w:w="80" w:type="dxa"/>
-              <w:start w:w="120" w:type="dxa"/>
-              <w:end w:w="120" w:type="dxa"/>
-            </w:tcMar>
-            <w:vAlign w:val="center"/>
-          </w:tcPr>
-          <w:p>
-            <w:pPr>
-              <w:spacing w:before="0" w:after="0" w:line="288" w:lineRule="auto"/>
-            </w:pPr>
-            <w:r/>
-            <w:r>
-              <w:rPr>
-                <w:rFonts w:ascii="Calibri" w:hAnsi="Calibri" w:eastAsia="Calibri" w:cs="Calibri"/>
-                <w:b/>
-                <w:i w:val="0"/>
-                <w:color w:val="17233B"/>
-                <w:sz w:val="20"/>
-              </w:rPr>
-              <w:t>辅助信任背书</w:t>
-            </w:r>
-          </w:p>
-        </w:tc>
-        <w:tc>
-          <w:tcPr>
-            <w:tcW w:type="dxa" w:w="5960"/>
-            <w:tcMar>
-              <w:top w:w="80" w:type="dxa"/>
-              <w:bottom w:w="80" w:type="dxa"/>
-              <w:start w:w="120" w:type="dxa"/>
-              <w:end w:w="120" w:type="dxa"/>
-            </w:tcMar>
-            <w:vAlign w:val="center"/>
-          </w:tcPr>
-          <w:p>
-            <w:pPr>
-              <w:spacing w:before="0" w:after="0" w:line="288" w:lineRule="auto"/>
-            </w:pPr>
-            <w:r/>
-            <w:r>
-              <w:rPr>
-                <w:rFonts w:ascii="Calibri" w:hAnsi="Calibri" w:eastAsia="Calibri" w:cs="Calibri"/>
-                <w:b w:val="0"/>
-                <w:i w:val="0"/>
-                <w:color w:val="17233B"/>
-                <w:sz w:val="20"/>
-              </w:rPr>
-              <w:t>暂无。</w:t>
-            </w:r>
-          </w:p>
-        </w:tc>
-      </w:tr>
-      <w:tr>
-        <w:trPr>
-          <w:cantSplit w:val="true"/>
-        </w:trPr>
-        <w:tc>
-          <w:tcPr>
-            <w:tcW w:type="dxa" w:w="1500"/>
-            <w:vMerge w:val="restart"/>
-            <w:shd w:fill="F4F6F9"/>
-            <w:tcMar>
-              <w:top w:w="80" w:type="dxa"/>
-              <w:bottom w:w="80" w:type="dxa"/>
-              <w:start w:w="120" w:type="dxa"/>
-              <w:end w:w="120" w:type="dxa"/>
-            </w:tcMar>
-            <w:vAlign w:val="center"/>
-          </w:tcPr>
-          <w:p>
-            <w:pPr>
-              <w:spacing w:before="0" w:after="0" w:line="288" w:lineRule="auto"/>
-              <w:jc w:val="center"/>
-            </w:pPr>
-            <w:r/>
-            <w:r>
-              <w:rPr>
-                <w:rFonts w:ascii="Calibri" w:hAnsi="Calibri" w:eastAsia="Calibri" w:cs="Calibri"/>
-                <w:b/>
-                <w:i w:val="0"/>
-                <w:color w:val="1F4D78"/>
-                <w:sz w:val="20"/>
-              </w:rPr>
-              <w:t>用户层</w:t>
-            </w:r>
-          </w:p>
-        </w:tc>
-        <w:tc>
-          <w:tcPr>
-            <w:tcW w:type="dxa" w:w="1900"/>
-            <w:tcMar>
-              <w:top w:w="80" w:type="dxa"/>
-              <w:bottom w:w="80" w:type="dxa"/>
-              <w:start w:w="120" w:type="dxa"/>
-              <w:end w:w="120" w:type="dxa"/>
-            </w:tcMar>
-            <w:vAlign w:val="center"/>
-          </w:tcPr>
-          <w:p>
-            <w:pPr>
-              <w:spacing w:before="0" w:after="0" w:line="288" w:lineRule="auto"/>
-            </w:pPr>
-            <w:r/>
-            <w:r>
-              <w:rPr>
-                <w:rFonts w:ascii="Calibri" w:hAnsi="Calibri" w:eastAsia="Calibri" w:cs="Calibri"/>
-                <w:b/>
-                <w:i w:val="0"/>
-                <w:color w:val="17233B"/>
-                <w:sz w:val="20"/>
-              </w:rPr>
-              <w:t>目标受众画像</w:t>
-            </w:r>
-          </w:p>
-        </w:tc>
-        <w:tc>
-          <w:tcPr>
-            <w:tcW w:type="dxa" w:w="5960"/>
-            <w:tcMar>
-              <w:top w:w="80" w:type="dxa"/>
-              <w:bottom w:w="80" w:type="dxa"/>
-              <w:start w:w="120" w:type="dxa"/>
-              <w:end w:w="120" w:type="dxa"/>
-            </w:tcMar>
-            <w:vAlign w:val="center"/>
-          </w:tcPr>
-          <w:p>
-            <w:pPr>
-              <w:spacing w:before="0" w:after="0" w:line="288" w:lineRule="auto"/>
-            </w:pPr>
-            <w:r/>
-            <w:r>
-              <w:rPr>
-                <w:rFonts w:ascii="Calibri" w:hAnsi="Calibri" w:eastAsia="Calibri" w:cs="Calibri"/>
-                <w:b w:val="0"/>
-                <w:i w:val="0"/>
-                <w:color w:val="17233B"/>
-                <w:sz w:val="20"/>
-              </w:rPr>
-              <w:t>25-45 岁家庭厨房决策者；美食爱好者；年货送礼人群；喜欢粤式风味的消费者。</w:t>
-            </w:r>
-          </w:p>
-        </w:tc>
-      </w:tr>
-      <w:tr>
-        <w:trPr>
-          <w:cantSplit w:val="true"/>
-        </w:trPr>
-        <w:tc>
-          <w:tcPr>
-            <w:tcW w:type="dxa" w:w="3120"/>
-            <w:vMerge/>
-            <w:shd w:fill="F4F6F9"/>
-          </w:tcPr>
-          <w:p/>
-        </w:tc>
-        <w:tc>
-          <w:tcPr>
-            <w:tcW w:type="dxa" w:w="1900"/>
-            <w:tcMar>
-              <w:top w:w="80" w:type="dxa"/>
-              <w:bottom w:w="80" w:type="dxa"/>
-              <w:start w:w="120" w:type="dxa"/>
-              <w:end w:w="120" w:type="dxa"/>
-            </w:tcMar>
-            <w:vAlign w:val="center"/>
-          </w:tcPr>
-          <w:p>
-            <w:pPr>
-              <w:spacing w:before="0" w:after="0" w:line="288" w:lineRule="auto"/>
-            </w:pPr>
-            <w:r/>
-            <w:r>
-              <w:rPr>
-                <w:rFonts w:ascii="Calibri" w:hAnsi="Calibri" w:eastAsia="Calibri" w:cs="Calibri"/>
-                <w:b/>
-                <w:i w:val="0"/>
-                <w:color w:val="17233B"/>
-                <w:sz w:val="20"/>
-              </w:rPr>
-              <w:t>核心痛点</w:t>
-            </w:r>
-          </w:p>
-        </w:tc>
-        <w:tc>
-          <w:tcPr>
-            <w:tcW w:type="dxa" w:w="5960"/>
-            <w:tcMar>
-              <w:top w:w="80" w:type="dxa"/>
-              <w:bottom w:w="80" w:type="dxa"/>
-              <w:start w:w="120" w:type="dxa"/>
-              <w:end w:w="120" w:type="dxa"/>
-            </w:tcMar>
-            <w:vAlign w:val="center"/>
-          </w:tcPr>
-          <w:p>
-            <w:pPr>
-              <w:spacing w:before="0" w:after="0" w:line="288" w:lineRule="auto"/>
-            </w:pPr>
-            <w:r/>
-            <w:r>
-              <w:rPr>
-                <w:rFonts w:ascii="Calibri" w:hAnsi="Calibri" w:eastAsia="Calibri" w:cs="Calibri"/>
-                <w:b w:val="0"/>
-                <w:i w:val="0"/>
-                <w:color w:val="17233B"/>
-                <w:sz w:val="20"/>
-              </w:rPr>
-              <w:t>日常佐餐缺少方便又有风味的肉食搭配；年节送礼需要兼顾实用性与节庆氛围；担心腊肠口感和品质不稳定。</w:t>
-            </w:r>
-          </w:p>
-        </w:tc>
-      </w:tr>
-      <w:tr>
-        <w:trPr>
-          <w:cantSplit w:val="true"/>
-        </w:trPr>
-        <w:tc>
-          <w:tcPr>
-            <w:tcW w:type="dxa" w:w="3120"/>
-            <w:vMerge/>
-            <w:shd w:fill="F4F6F9"/>
-          </w:tcPr>
-          <w:p/>
-        </w:tc>
-        <w:tc>
-          <w:tcPr>
-            <w:tcW w:type="dxa" w:w="1900"/>
-            <w:tcMar>
-              <w:top w:w="80" w:type="dxa"/>
-              <w:bottom w:w="80" w:type="dxa"/>
-              <w:start w:w="120" w:type="dxa"/>
-              <w:end w:w="120" w:type="dxa"/>
-            </w:tcMar>
-            <w:vAlign w:val="center"/>
-          </w:tcPr>
-          <w:p>
-            <w:pPr>
-              <w:spacing w:before="0" w:after="0" w:line="288" w:lineRule="auto"/>
-            </w:pPr>
-            <w:r/>
-            <w:r>
-              <w:rPr>
-                <w:rFonts w:ascii="Calibri" w:hAnsi="Calibri" w:eastAsia="Calibri" w:cs="Calibri"/>
-                <w:b/>
-                <w:i w:val="0"/>
-                <w:color w:val="17233B"/>
-                <w:sz w:val="20"/>
-              </w:rPr>
-              <w:t>决策动因</w:t>
-            </w:r>
-          </w:p>
-        </w:tc>
-        <w:tc>
-          <w:tcPr>
-            <w:tcW w:type="dxa" w:w="5960"/>
-            <w:tcMar>
-              <w:top w:w="80" w:type="dxa"/>
-              <w:bottom w:w="80" w:type="dxa"/>
-              <w:start w:w="120" w:type="dxa"/>
-              <w:end w:w="120" w:type="dxa"/>
-            </w:tcMar>
-            <w:vAlign w:val="center"/>
-          </w:tcPr>
-          <w:p>
-            <w:pPr>
-              <w:spacing w:before="0" w:after="0" w:line="288" w:lineRule="auto"/>
-            </w:pPr>
-            <w:r/>
-            <w:r>
-              <w:rPr>
-                <w:rFonts w:ascii="Calibri" w:hAnsi="Calibri" w:eastAsia="Calibri" w:cs="Calibri"/>
-                <w:b w:val="0"/>
-                <w:i w:val="0"/>
-                <w:color w:val="17233B"/>
-                <w:sz w:val="20"/>
-              </w:rPr>
-              <w:t>关注肥瘦比例与口感；重视传统广式风味；看重真空包装的储存便利；需要适配多种家常烹饪方式。</w:t>
-            </w:r>
-          </w:p>
-        </w:tc>
-      </w:tr>
-      <w:tr>
-        <w:trPr>
-          <w:cantSplit w:val="true"/>
-        </w:trPr>
-        <w:tc>
-          <w:tcPr>
-            <w:tcW w:type="dxa" w:w="3120"/>
-            <w:vMerge/>
-            <w:shd w:fill="F4F6F9"/>
-          </w:tcPr>
-          <w:p/>
-        </w:tc>
-        <w:tc>
-          <w:tcPr>
-            <w:tcW w:type="dxa" w:w="1900"/>
-            <w:tcMar>
-              <w:top w:w="80" w:type="dxa"/>
-              <w:bottom w:w="80" w:type="dxa"/>
-              <w:start w:w="120" w:type="dxa"/>
-              <w:end w:w="120" w:type="dxa"/>
-            </w:tcMar>
-            <w:vAlign w:val="center"/>
-          </w:tcPr>
-          <w:p>
-            <w:pPr>
-              <w:spacing w:before="0" w:after="0" w:line="288" w:lineRule="auto"/>
-            </w:pPr>
-            <w:r/>
-            <w:r>
-              <w:rPr>
-                <w:rFonts w:ascii="Calibri" w:hAnsi="Calibri" w:eastAsia="Calibri" w:cs="Calibri"/>
-                <w:b/>
-                <w:i w:val="0"/>
-                <w:color w:val="17233B"/>
-                <w:sz w:val="20"/>
-              </w:rPr>
-              <w:t>营销目标</w:t>
-            </w:r>
-          </w:p>
-        </w:tc>
-        <w:tc>
-          <w:tcPr>
-            <w:tcW w:type="dxa" w:w="5960"/>
-            <w:tcMar>
-              <w:top w:w="80" w:type="dxa"/>
-              <w:bottom w:w="80" w:type="dxa"/>
-              <w:start w:w="120" w:type="dxa"/>
-              <w:end w:w="120" w:type="dxa"/>
-            </w:tcMar>
-            <w:vAlign w:val="center"/>
-          </w:tcPr>
-          <w:p>
-            <w:pPr>
-              <w:spacing w:before="0" w:after="0" w:line="288" w:lineRule="auto"/>
-            </w:pPr>
-            <w:r/>
-            <w:r>
-              <w:rPr>
-                <w:rFonts w:ascii="Calibri" w:hAnsi="Calibri" w:eastAsia="Calibri" w:cs="Calibri"/>
-                <w:b w:val="0"/>
-                <w:i w:val="0"/>
-                <w:color w:val="17233B"/>
-                <w:sz w:val="20"/>
-              </w:rPr>
-              <w:t>突出广式风味、油润肉质和多种烹饪方式，提升短视频内容的购买转化。</w:t>
-            </w:r>
-          </w:p>
-        </w:tc>
-      </w:tr>
-      <w:tr>
-        <w:trPr>
-          <w:cantSplit w:val="true"/>
-        </w:trPr>
-        <w:tc>
-          <w:tcPr>
-            <w:tcW w:type="dxa" w:w="1500"/>
-            <w:vMerge w:val="restart"/>
-            <w:shd w:fill="F4F6F9"/>
-            <w:tcMar>
-              <w:top w:w="80" w:type="dxa"/>
-              <w:bottom w:w="80" w:type="dxa"/>
-              <w:start w:w="120" w:type="dxa"/>
-              <w:end w:w="120" w:type="dxa"/>
-            </w:tcMar>
-            <w:vAlign w:val="center"/>
-          </w:tcPr>
-          <w:p>
-            <w:pPr>
-              <w:spacing w:before="0" w:after="0" w:line="288" w:lineRule="auto"/>
-              <w:jc w:val="center"/>
-            </w:pPr>
-            <w:r/>
-            <w:r>
-              <w:rPr>
-                <w:rFonts w:ascii="Calibri" w:hAnsi="Calibri" w:eastAsia="Calibri" w:cs="Calibri"/>
-                <w:b/>
-                <w:i w:val="0"/>
-                <w:color w:val="1F4D78"/>
-                <w:sz w:val="20"/>
-              </w:rPr>
-              <w:t>场景层</w:t>
-            </w:r>
-          </w:p>
-        </w:tc>
-        <w:tc>
-          <w:tcPr>
-            <w:tcW w:type="dxa" w:w="1900"/>
-            <w:tcMar>
-              <w:top w:w="80" w:type="dxa"/>
-              <w:bottom w:w="80" w:type="dxa"/>
-              <w:start w:w="120" w:type="dxa"/>
-              <w:end w:w="120" w:type="dxa"/>
-            </w:tcMar>
-            <w:vAlign w:val="center"/>
-          </w:tcPr>
-          <w:p>
-            <w:pPr>
-              <w:spacing w:before="0" w:after="0" w:line="288" w:lineRule="auto"/>
-            </w:pPr>
-            <w:r/>
-            <w:r>
-              <w:rPr>
-                <w:rFonts w:ascii="Calibri" w:hAnsi="Calibri" w:eastAsia="Calibri" w:cs="Calibri"/>
-                <w:b/>
-                <w:i w:val="0"/>
-                <w:color w:val="17233B"/>
-                <w:sz w:val="20"/>
-              </w:rPr>
-              <w:t>核心使用场景</w:t>
-            </w:r>
-          </w:p>
-        </w:tc>
-        <w:tc>
-          <w:tcPr>
-            <w:tcW w:type="dxa" w:w="5960"/>
-            <w:tcMar>
-              <w:top w:w="80" w:type="dxa"/>
-              <w:bottom w:w="80" w:type="dxa"/>
-              <w:start w:w="120" w:type="dxa"/>
-              <w:end w:w="120" w:type="dxa"/>
-            </w:tcMar>
-            <w:vAlign w:val="center"/>
-          </w:tcPr>
-          <w:p>
-            <w:pPr>
-              <w:spacing w:before="0" w:after="0" w:line="288" w:lineRule="auto"/>
-            </w:pPr>
-            <w:r/>
-            <w:r>
-              <w:rPr>
-                <w:rFonts w:ascii="Calibri" w:hAnsi="Calibri" w:eastAsia="Calibri" w:cs="Calibri"/>
-                <w:b w:val="0"/>
-                <w:i w:val="0"/>
-                <w:color w:val="17233B"/>
-                <w:sz w:val="20"/>
-              </w:rPr>
-              <w:t>煲仔饭烹饪；蒸制切片；炒菜搭配；家庭日常佐餐。</w:t>
-            </w:r>
-          </w:p>
-        </w:tc>
-      </w:tr>
-      <w:tr>
-        <w:trPr>
-          <w:cantSplit w:val="true"/>
-        </w:trPr>
-        <w:tc>
-          <w:tcPr>
-            <w:tcW w:type="dxa" w:w="3120"/>
-            <w:vMerge/>
-            <w:shd w:fill="F4F6F9"/>
-          </w:tcPr>
-          <w:p/>
-        </w:tc>
-        <w:tc>
-          <w:tcPr>
-            <w:tcW w:type="dxa" w:w="1900"/>
-            <w:tcMar>
-              <w:top w:w="80" w:type="dxa"/>
-              <w:bottom w:w="80" w:type="dxa"/>
-              <w:start w:w="120" w:type="dxa"/>
-              <w:end w:w="120" w:type="dxa"/>
-            </w:tcMar>
-            <w:vAlign w:val="center"/>
-          </w:tcPr>
-          <w:p>
-            <w:pPr>
-              <w:spacing w:before="0" w:after="0" w:line="288" w:lineRule="auto"/>
-            </w:pPr>
-            <w:r/>
-            <w:r>
-              <w:rPr>
-                <w:rFonts w:ascii="Calibri" w:hAnsi="Calibri" w:eastAsia="Calibri" w:cs="Calibri"/>
-                <w:b/>
-                <w:i w:val="0"/>
-                <w:color w:val="17233B"/>
-                <w:sz w:val="20"/>
-              </w:rPr>
-              <w:t>购买场景</w:t>
-            </w:r>
-          </w:p>
-        </w:tc>
-        <w:tc>
-          <w:tcPr>
-            <w:tcW w:type="dxa" w:w="5960"/>
-            <w:tcMar>
-              <w:top w:w="80" w:type="dxa"/>
-              <w:bottom w:w="80" w:type="dxa"/>
-              <w:start w:w="120" w:type="dxa"/>
-              <w:end w:w="120" w:type="dxa"/>
-            </w:tcMar>
-            <w:vAlign w:val="center"/>
-          </w:tcPr>
-          <w:p>
-            <w:pPr>
-              <w:spacing w:before="0" w:after="0" w:line="288" w:lineRule="auto"/>
-            </w:pPr>
-            <w:r/>
-            <w:r>
-              <w:rPr>
-                <w:rFonts w:ascii="Calibri" w:hAnsi="Calibri" w:eastAsia="Calibri" w:cs="Calibri"/>
-                <w:b w:val="0"/>
-                <w:i w:val="0"/>
-                <w:color w:val="17233B"/>
-                <w:sz w:val="20"/>
-              </w:rPr>
-              <w:t>家庭日常采购；年货采购；春节送礼。</w:t>
-            </w:r>
-          </w:p>
-        </w:tc>
-      </w:tr>
-      <w:tr>
-        <w:trPr>
-          <w:cantSplit w:val="true"/>
-        </w:trPr>
-        <w:tc>
-          <w:tcPr>
-            <w:tcW w:type="dxa" w:w="3120"/>
-            <w:vMerge/>
-            <w:shd w:fill="F4F6F9"/>
-          </w:tcPr>
-          <w:p/>
-        </w:tc>
-        <w:tc>
-          <w:tcPr>
-            <w:tcW w:type="dxa" w:w="1900"/>
-            <w:tcMar>
-              <w:top w:w="80" w:type="dxa"/>
-              <w:bottom w:w="80" w:type="dxa"/>
-              <w:start w:w="120" w:type="dxa"/>
-              <w:end w:w="120" w:type="dxa"/>
-            </w:tcMar>
-            <w:vAlign w:val="center"/>
-          </w:tcPr>
-          <w:p>
-            <w:pPr>
-              <w:spacing w:before="0" w:after="0" w:line="288" w:lineRule="auto"/>
-            </w:pPr>
-            <w:r/>
-            <w:r>
-              <w:rPr>
-                <w:rFonts w:ascii="Calibri" w:hAnsi="Calibri" w:eastAsia="Calibri" w:cs="Calibri"/>
-                <w:b/>
-                <w:i w:val="0"/>
-                <w:color w:val="17233B"/>
-                <w:sz w:val="20"/>
-              </w:rPr>
-              <w:t>情绪共鸣场景</w:t>
-            </w:r>
-          </w:p>
-        </w:tc>
-        <w:tc>
-          <w:tcPr>
-            <w:tcW w:type="dxa" w:w="5960"/>
-            <w:tcMar>
-              <w:top w:w="80" w:type="dxa"/>
-              <w:bottom w:w="80" w:type="dxa"/>
-              <w:start w:w="120" w:type="dxa"/>
-              <w:end w:w="120" w:type="dxa"/>
-            </w:tcMar>
-            <w:vAlign w:val="center"/>
-          </w:tcPr>
-          <w:p>
-            <w:pPr>
-              <w:spacing w:before="0" w:after="0" w:line="288" w:lineRule="auto"/>
-            </w:pPr>
-            <w:r/>
-            <w:r>
-              <w:rPr>
-                <w:rFonts w:ascii="Calibri" w:hAnsi="Calibri" w:eastAsia="Calibri" w:cs="Calibri"/>
-                <w:b w:val="0"/>
-                <w:i w:val="0"/>
-                <w:color w:val="17233B"/>
-                <w:sz w:val="20"/>
-              </w:rPr>
-              <w:t>家常烟火气；家人围餐分享；春节团圆与送礼心意。</w:t>
-            </w:r>
-          </w:p>
-        </w:tc>
-      </w:tr>
-    </w:tbl>
     <w:p>
       <w:pPr>
-        <w:spacing w:before="200" w:after="0"/>
-        <w:jc w:val="left"/>
+        <w:pStyle w:val="Heading2"/>
+      </w:pPr>
+      <w:r>
+        <w:t>品类</w:t>
+      </w:r>
+    </w:p>
+    <w:p>
+      <w:pPr>
+        <w:pStyle w:val="FieldValue"/>
+      </w:pPr>
+      <w:r>
+        <w:t>腊味肉制品</w:t>
+      </w:r>
+    </w:p>
+    <w:p>
+      <w:pPr>
+        <w:pStyle w:val="Heading2"/>
+      </w:pPr>
+      <w:r>
+        <w:t>产品名称</w:t>
+      </w:r>
+    </w:p>
+    <w:p>
+      <w:pPr>
+        <w:pStyle w:val="FieldValue"/>
+      </w:pPr>
+      <w:r>
+        <w:t>广式三七瘦腊肠</w:t>
+      </w:r>
+    </w:p>
+    <w:p>
+      <w:pPr>
+        <w:pStyle w:val="Heading2"/>
+      </w:pPr>
+      <w:r>
+        <w:t>核心规格</w:t>
+      </w:r>
+    </w:p>
+    <w:p>
+      <w:pPr>
+        <w:pStyle w:val="FieldValue"/>
+      </w:pPr>
+      <w:r>
+        <w:t>500g 真空袋装</w:t>
+      </w:r>
+    </w:p>
+    <w:p>
+      <w:pPr>
+        <w:pStyle w:val="Heading2"/>
+      </w:pPr>
+      <w:r>
+        <w:t>价格带</w:t>
+      </w:r>
+    </w:p>
+    <w:p>
+      <w:pPr>
+        <w:pStyle w:val="FieldValue"/>
+      </w:pPr>
+      <w:r>
+        <w:t>20 元/袋</w:t>
+      </w:r>
+    </w:p>
+    <w:p>
+      <w:pPr>
+        <w:pStyle w:val="Heading2"/>
+      </w:pPr>
+      <w:r>
+        <w:t>核心外观特征</w:t>
+      </w:r>
+    </w:p>
+    <w:p>
+      <w:pPr>
+        <w:pStyle w:val="FieldValue"/>
+      </w:pPr>
+      <w:r>
+        <w:t>腊肠呈红白相间的肥瘦纹理，完整长条与斜切片形态清晰，表面油润透亮。</w:t>
+      </w:r>
+    </w:p>
+    <w:p>
+      <w:pPr>
+        <w:pStyle w:val="Heading1"/>
+        <w:pBdr>
+          <w:bottom w:val="single" w:sz="8" w:space="4" w:color="E6C8BA"/>
+        </w:pBdr>
+      </w:pPr>
+      <w:r>
+        <w:t>卖点分层</w:t>
+      </w:r>
+    </w:p>
+    <w:p>
+      <w:pPr>
+        <w:pStyle w:val="Heading2"/>
+      </w:pPr>
+      <w:r>
+        <w:t>核心卖点</w:t>
+      </w:r>
+    </w:p>
+    <w:p>
+      <w:pPr>
+        <w:pStyle w:val="ListBullet"/>
+      </w:pPr>
+      <w:r>
+        <w:t>三七肥瘦黄金配比</w:t>
+      </w:r>
+    </w:p>
+    <w:p>
+      <w:pPr>
+        <w:pStyle w:val="ListBullet"/>
+      </w:pPr>
+      <w:r>
+        <w:t>广府糖酒腌制工艺</w:t>
+      </w:r>
+    </w:p>
+    <w:p>
+      <w:pPr>
+        <w:pStyle w:val="ListBullet"/>
+      </w:pPr>
+      <w:r>
+        <w:t>咸甜酒香回甘</w:t>
+      </w:r>
+    </w:p>
+    <w:p>
+      <w:pPr>
+        <w:pStyle w:val="Heading2"/>
+      </w:pPr>
+      <w:r>
+        <w:t>次要卖点</w:t>
+      </w:r>
+    </w:p>
+    <w:p>
+      <w:pPr>
+        <w:pStyle w:val="ListBullet"/>
+      </w:pPr>
+      <w:r>
+        <w:t>纯猪肉无淀粉</w:t>
+      </w:r>
+    </w:p>
+    <w:p>
+      <w:pPr>
+        <w:pStyle w:val="ListBullet"/>
+      </w:pPr>
+      <w:r>
+        <w:t>真空锁鲜</w:t>
+      </w:r>
+    </w:p>
+    <w:p>
+      <w:pPr>
+        <w:pStyle w:val="ListBullet"/>
+      </w:pPr>
+      <w:r>
+        <w:t>适配煲仔饭、蒸、炒多种烹饪方式</w:t>
+      </w:r>
+    </w:p>
+    <w:p>
+      <w:pPr>
+        <w:pStyle w:val="ListBullet"/>
+      </w:pPr>
+      <w:r>
+        <w:t>切片均匀、形态规整</w:t>
+      </w:r>
+    </w:p>
+    <w:p>
+      <w:pPr>
+        <w:pStyle w:val="Heading2"/>
+      </w:pPr>
+      <w:r>
+        <w:t>辅助信任背书</w:t>
+      </w:r>
+    </w:p>
+    <w:p>
+      <w:pPr>
+        <w:pStyle w:val="FieldValue"/>
+      </w:pPr>
+      <w:r>
+        <w:t>暂无。</w:t>
+      </w:r>
+    </w:p>
+    <w:p>
+      <w:pPr>
+        <w:pStyle w:val="Heading1"/>
+        <w:pBdr>
+          <w:bottom w:val="single" w:sz="8" w:space="4" w:color="E6C8BA"/>
+        </w:pBdr>
+      </w:pPr>
+      <w:r>
+        <w:t>用户层</w:t>
+      </w:r>
+    </w:p>
+    <w:p>
+      <w:pPr>
+        <w:pStyle w:val="Heading2"/>
+      </w:pPr>
+      <w:r>
+        <w:t>目标受众画像</w:t>
+      </w:r>
+    </w:p>
+    <w:p>
+      <w:pPr>
+        <w:pStyle w:val="ListBullet"/>
+      </w:pPr>
+      <w:r>
+        <w:t>25-45 岁家庭厨房决策者</w:t>
+      </w:r>
+    </w:p>
+    <w:p>
+      <w:pPr>
+        <w:pStyle w:val="ListBullet"/>
+      </w:pPr>
+      <w:r>
+        <w:t>美食爱好者</w:t>
+      </w:r>
+    </w:p>
+    <w:p>
+      <w:pPr>
+        <w:pStyle w:val="ListBullet"/>
+      </w:pPr>
+      <w:r>
+        <w:t>年货送礼人群</w:t>
+      </w:r>
+    </w:p>
+    <w:p>
+      <w:pPr>
+        <w:pStyle w:val="ListBullet"/>
+      </w:pPr>
+      <w:r>
+        <w:t>喜欢粤式风味的消费者</w:t>
+      </w:r>
+    </w:p>
+    <w:p>
+      <w:pPr>
+        <w:pStyle w:val="Heading2"/>
+      </w:pPr>
+      <w:r>
+        <w:t>核心痛点</w:t>
+      </w:r>
+    </w:p>
+    <w:p>
+      <w:pPr>
+        <w:pStyle w:val="ListBullet"/>
+      </w:pPr>
+      <w:r>
+        <w:t>日常佐餐缺少方便又有风味的肉食搭配</w:t>
+      </w:r>
+    </w:p>
+    <w:p>
+      <w:pPr>
+        <w:pStyle w:val="ListBullet"/>
+      </w:pPr>
+      <w:r>
+        <w:t>年节送礼需要兼顾实用性与节庆氛围</w:t>
+      </w:r>
+    </w:p>
+    <w:p>
+      <w:pPr>
+        <w:pStyle w:val="ListBullet"/>
+      </w:pPr>
+      <w:r>
+        <w:t>担心腊肠口感和品质不稳定</w:t>
+      </w:r>
+    </w:p>
+    <w:p>
+      <w:pPr>
+        <w:pStyle w:val="Heading2"/>
+      </w:pPr>
+      <w:r>
+        <w:t>决策动因</w:t>
+      </w:r>
+    </w:p>
+    <w:p>
+      <w:pPr>
+        <w:pStyle w:val="ListBullet"/>
+      </w:pPr>
+      <w:r>
+        <w:t>关注肥瘦比例与口感</w:t>
+      </w:r>
+    </w:p>
+    <w:p>
+      <w:pPr>
+        <w:pStyle w:val="ListBullet"/>
+      </w:pPr>
+      <w:r>
+        <w:t>重视传统广式风味</w:t>
+      </w:r>
+    </w:p>
+    <w:p>
+      <w:pPr>
+        <w:pStyle w:val="ListBullet"/>
+      </w:pPr>
+      <w:r>
+        <w:t>看重真空包装的储存便利</w:t>
+      </w:r>
+    </w:p>
+    <w:p>
+      <w:pPr>
+        <w:pStyle w:val="ListBullet"/>
+      </w:pPr>
+      <w:r>
+        <w:t>需要适配多种家常烹饪方式</w:t>
+      </w:r>
+    </w:p>
+    <w:p>
+      <w:pPr>
+        <w:pStyle w:val="Heading2"/>
+      </w:pPr>
+      <w:r>
+        <w:t>营销目标</w:t>
+      </w:r>
+    </w:p>
+    <w:p>
+      <w:pPr>
+        <w:pStyle w:val="FieldValue"/>
+      </w:pPr>
+      <w:r>
+        <w:t>突出广式风味、油润肉质和多种烹饪方式，提升短视频内容的购买转化。</w:t>
+      </w:r>
+    </w:p>
+    <w:p>
+      <w:pPr>
+        <w:pStyle w:val="Heading1"/>
+        <w:pBdr>
+          <w:bottom w:val="single" w:sz="8" w:space="4" w:color="E6C8BA"/>
+        </w:pBdr>
+      </w:pPr>
+      <w:r>
+        <w:t>场景层</w:t>
+      </w:r>
+    </w:p>
+    <w:p>
+      <w:pPr>
+        <w:pStyle w:val="Heading2"/>
+      </w:pPr>
+      <w:r>
+        <w:t>核心使用场景</w:t>
+      </w:r>
+    </w:p>
+    <w:p>
+      <w:pPr>
+        <w:pStyle w:val="ListBullet"/>
+      </w:pPr>
+      <w:r>
+        <w:t>煲仔饭烹饪</w:t>
+      </w:r>
+    </w:p>
+    <w:p>
+      <w:pPr>
+        <w:pStyle w:val="ListBullet"/>
+      </w:pPr>
+      <w:r>
+        <w:t>蒸制切片</w:t>
+      </w:r>
+    </w:p>
+    <w:p>
+      <w:pPr>
+        <w:pStyle w:val="ListBullet"/>
+      </w:pPr>
+      <w:r>
+        <w:t>炒菜搭配</w:t>
+      </w:r>
+    </w:p>
+    <w:p>
+      <w:pPr>
+        <w:pStyle w:val="ListBullet"/>
+      </w:pPr>
+      <w:r>
+        <w:t>家庭日常佐餐</w:t>
+      </w:r>
+    </w:p>
+    <w:p>
+      <w:pPr>
+        <w:pStyle w:val="Heading2"/>
+      </w:pPr>
+      <w:r>
+        <w:t>购买场景</w:t>
+      </w:r>
+    </w:p>
+    <w:p>
+      <w:pPr>
+        <w:pStyle w:val="ListBullet"/>
+      </w:pPr>
+      <w:r>
+        <w:t>家庭日常采购</w:t>
+      </w:r>
+    </w:p>
+    <w:p>
+      <w:pPr>
+        <w:pStyle w:val="ListBullet"/>
+      </w:pPr>
+      <w:r>
+        <w:t>年货采购</w:t>
+      </w:r>
+    </w:p>
+    <w:p>
+      <w:pPr>
+        <w:pStyle w:val="ListBullet"/>
+      </w:pPr>
+      <w:r>
+        <w:t>春节送礼</w:t>
+      </w:r>
+    </w:p>
+    <w:p>
+      <w:pPr>
+        <w:pStyle w:val="Heading2"/>
+      </w:pPr>
+      <w:r>
+        <w:t>情绪共鸣场景</w:t>
+      </w:r>
+    </w:p>
+    <w:p>
+      <w:pPr>
+        <w:pStyle w:val="ListBullet"/>
+      </w:pPr>
+      <w:r>
+        <w:t>家常烟火气</w:t>
+      </w:r>
+    </w:p>
+    <w:p>
+      <w:pPr>
+        <w:pStyle w:val="ListBullet"/>
+      </w:pPr>
+      <w:r>
+        <w:t>家人围餐分享</w:t>
+      </w:r>
+    </w:p>
+    <w:p>
+      <w:pPr>
+        <w:pStyle w:val="ListBullet"/>
+      </w:pPr>
+      <w:r>
+        <w:t>春节团圆与送礼心意</w:t>
+      </w:r>
+    </w:p>
+    <w:p>
+      <w:pPr>
+        <w:spacing w:before="320" w:after="0"/>
+        <w:shd w:val="clear" w:color="auto" w:fill="F7F8FA"/>
       </w:pPr>
       <w:r>
         <w:rPr>
-          <w:rFonts w:ascii="Calibri" w:hAnsi="Calibri" w:eastAsia="Calibri" w:cs="Calibri"/>
-          <w:b/>
-          <w:i w:val="0"/>
-          <w:color w:val="1F4D78"/>
-          <w:sz w:val="21"/>
+          <w:rFonts w:ascii="Microsoft YaHei" w:hAnsi="Microsoft YaHei" w:eastAsia="Microsoft YaHei"/>
+          <w:b w:val="0"/>
+          <w:color w:val="667085"/>
+          <w:sz w:val="19"/>
         </w:rPr>
-        <w:t>填写确认：</w:t>
-      </w:r>
-      <w:r>
-        <w:rPr>
-          <w:rFonts w:ascii="Calibri" w:hAnsi="Calibri" w:eastAsia="Calibri" w:cs="Calibri"/>
-          <w:b w:val="0"/>
-          <w:i w:val="0"/>
-          <w:color w:val="17233B"/>
-          <w:sz w:val="21"/>
-        </w:rPr>
-        <w:t>以上内容由资料提供方确认，作为本次效果类项目的信息提炼依据。</w:t>
+        <w:t>填写确认：以上内容由资料提供方确认，作为本次效果类项目的信息提炼依据。</w:t>
       </w:r>
     </w:p>
     <w:sectPr>
-      <w:headerReference w:type="default" r:id="rId9"/>
-      <w:footerReference w:type="default" r:id="rId10"/>
-      <w:pgSz w:w="12240" w:h="15840"/>
-      <w:pgMar w:top="1440" w:right="1440" w:bottom="1440" w:left="1440" w:header="708" w:footer="708" w:gutter="0"/>
+      <w:footerReference w:type="default" r:id="rId9"/>
+      <w:pgSz w:w="11906" w:h="16838"/>
+      <w:pgMar w:top="1020" w:right="1247" w:bottom="1020" w:left="1247" w:header="454" w:footer="454" w:gutter="0"/>
       <w:cols w:space="720"/>
       <w:docGrid w:linePitch="360"/>
     </w:sectPr>
@@ -1319,51 +523,19 @@
   <w:p>
     <w:pPr>
       <w:pStyle w:val="Footer"/>
-      <w:jc w:val="right"/>
+      <w:jc w:val="center"/>
     </w:pPr>
     <w:r>
       <w:rPr>
-        <w:rFonts w:ascii="Calibri" w:hAnsi="Calibri" w:eastAsia="Calibri" w:cs="Calibri"/>
+        <w:rFonts w:ascii="Microsoft YaHei" w:hAnsi="Microsoft YaHei" w:eastAsia="Microsoft YaHei"/>
         <w:b w:val="0"/>
-        <w:i w:val="0"/>
-        <w:color w:val="667085"/>
-        <w:sz w:val="18"/>
-      </w:rPr>
-      <w:t xml:space="preserve">第 </w:t>
-    </w:r>
-    <w:fldSimple w:instr="PAGE"/>
-    <w:r>
-      <w:rPr>
-        <w:rFonts w:ascii="Calibri" w:hAnsi="Calibri" w:eastAsia="Calibri" w:cs="Calibri"/>
-        <w:b w:val="0"/>
-        <w:i w:val="0"/>
-        <w:color w:val="667085"/>
-        <w:sz w:val="18"/>
-      </w:rPr>
-      <w:t xml:space="preserve"> 页</w:t>
+        <w:color w:val="98A2B3"/>
+        <w:sz w:val="17"/>
+      </w:rPr>
+      <w:t>广式三七瘦腊肠 · 产品素材制作信息</w:t>
     </w:r>
   </w:p>
 </w:ftr>
-</file>
-
-<file path=word/header1.xml><?xml version="1.0" encoding="utf-8"?>
-<w:hdr xmlns:m="http://schemas.openxmlformats.org/officeDocument/2006/math" xmlns:mc="http://schemas.openxmlformats.org/markup-compatibility/2006" xmlns:mo="http://schemas.microsoft.com/office/mac/office/2008/main" xmlns:mv="urn:schemas-microsoft-com:mac:vml" xmlns:o="urn:schemas-microsoft-com:office:office" xmlns:r="http://schemas.openxmlformats.org/officeDocument/2006/relationships" xmlns:v="urn:schemas-microsoft-com:vml" xmlns:w10="urn:schemas-microsoft-com:office:word" xmlns:w14="http://schemas.microsoft.com/office/word/2010/wordml" xmlns:w="http://schemas.openxmlformats.org/wordprocessingml/2006/main" xmlns:wne="http://schemas.microsoft.com/office/word/2006/wordml" xmlns:wp14="http://schemas.microsoft.com/office/word/2010/wordprocessingDrawing" xmlns:wp="http://schemas.openxmlformats.org/drawingml/2006/wordprocessingDrawing" xmlns:wpc="http://schemas.microsoft.com/office/word/2010/wordprocessingCanvas" xmlns:wpg="http://schemas.microsoft.com/office/word/2010/wordprocessingGroup" xmlns:wpi="http://schemas.microsoft.com/office/word/2010/wordprocessingInk" xmlns:wps="http://schemas.microsoft.com/office/word/2010/wordprocessingShape" mc:Ignorable="w14 wp14">
-  <w:p>
-    <w:pPr>
-      <w:pStyle w:val="Header"/>
-    </w:pPr>
-    <w:r>
-      <w:rPr>
-        <w:rFonts w:ascii="Calibri" w:hAnsi="Calibri" w:eastAsia="Calibri" w:cs="Calibri"/>
-        <w:b w:val="0"/>
-        <w:i w:val="0"/>
-        <w:color w:val="667085"/>
-        <w:sz w:val="18"/>
-      </w:rPr>
-      <w:t>广式三七瘦腊肠 · 产品资料包</w:t>
-    </w:r>
-  </w:p>
-</w:hdr>
 </file>
 
 <file path=word/numbering.xml><?xml version="1.0" encoding="utf-8"?>
@@ -1730,12 +902,12 @@
     <w:qFormat/>
     <w:rsid w:val="00FC693F"/>
     <w:pPr>
-      <w:spacing w:before="0" w:after="120" w:line="300" w:lineRule="auto"/>
+      <w:spacing w:after="120" w:line="348" w:lineRule="auto"/>
     </w:pPr>
     <w:rPr>
-      <w:rFonts w:ascii="Calibri" w:hAnsi="Calibri" w:eastAsia="Calibri"/>
-      <w:color w:val="17233B"/>
-      <w:sz w:val="22"/>
+      <w:rFonts w:ascii="Microsoft YaHei" w:hAnsi="Microsoft YaHei" w:eastAsia="Microsoft YaHei"/>
+      <w:color w:val="253247"/>
+      <w:sz w:val="21"/>
     </w:rPr>
   </w:style>
   <w:style w:type="paragraph" w:styleId="Header">
@@ -1793,15 +965,15 @@
     <w:pPr>
       <w:keepNext/>
       <w:keepLines/>
-      <w:spacing w:before="480" w:after="0"/>
+      <w:spacing w:before="320" w:after="160"/>
       <w:outlineLvl w:val="0"/>
     </w:pPr>
     <w:rPr>
-      <w:rFonts w:asciiTheme="majorHAnsi" w:eastAsiaTheme="majorEastAsia" w:hAnsiTheme="majorHAnsi" w:cstheme="majorBidi"/>
+      <w:rFonts w:asciiTheme="majorHAnsi" w:eastAsiaTheme="majorEastAsia" w:hAnsiTheme="majorHAnsi" w:cstheme="majorBidi" w:ascii="Microsoft YaHei" w:hAnsi="Microsoft YaHei" w:eastAsia="Microsoft YaHei"/>
       <w:b/>
       <w:bCs/>
-      <w:color w:val="365F91" w:themeColor="accent1" w:themeShade="BF"/>
-      <w:sz w:val="28"/>
+      <w:color w:val="8A351E"/>
+      <w:sz w:val="30"/>
       <w:szCs w:val="28"/>
     </w:rPr>
   </w:style>
@@ -1817,15 +989,15 @@
     <w:pPr>
       <w:keepNext/>
       <w:keepLines/>
-      <w:spacing w:before="200" w:after="0"/>
+      <w:spacing w:before="200" w:after="60"/>
       <w:outlineLvl w:val="1"/>
     </w:pPr>
     <w:rPr>
-      <w:rFonts w:asciiTheme="majorHAnsi" w:eastAsiaTheme="majorEastAsia" w:hAnsiTheme="majorHAnsi" w:cstheme="majorBidi"/>
+      <w:rFonts w:asciiTheme="majorHAnsi" w:eastAsiaTheme="majorEastAsia" w:hAnsiTheme="majorHAnsi" w:cstheme="majorBidi" w:ascii="Microsoft YaHei" w:hAnsi="Microsoft YaHei" w:eastAsia="Microsoft YaHei"/>
       <w:b/>
       <w:bCs/>
-      <w:color w:val="4F81BD" w:themeColor="accent1"/>
-      <w:sz w:val="26"/>
+      <w:color w:val="253247"/>
+      <w:sz w:val="23"/>
       <w:szCs w:val="26"/>
     </w:rPr>
   </w:style>
@@ -2264,8 +1436,15 @@
       <w:numPr>
         <w:numId w:val="1"/>
       </w:numPr>
+      <w:spacing w:after="60" w:line="324" w:lineRule="auto"/>
+      <w:ind w:left="510" w:hanging="198"/>
       <w:contextualSpacing/>
     </w:pPr>
+    <w:rPr>
+      <w:rFonts w:ascii="Microsoft YaHei" w:hAnsi="Microsoft YaHei" w:eastAsia="Microsoft YaHei"/>
+      <w:color w:val="253247"/>
+      <w:sz w:val="21"/>
+    </w:rPr>
   </w:style>
   <w:style w:type="paragraph" w:styleId="ListBullet2">
     <w:name w:val="List Bullet 2"/>
@@ -13419,6 +12598,19 @@
         <w:shd w:val="clear" w:color="auto" w:fill="FBCAA2" w:themeFill="accent6" w:themeFillTint="7F"/>
       </w:tcPr>
     </w:tblStylePr>
+  </w:style>
+  <w:style w:type="paragraph" w:customStyle="1" w:styleId="FieldValue">
+    <w:name w:val="Field Value"/>
+    <w:basedOn w:val="Normal"/>
+    <w:pPr>
+      <w:spacing w:after="120"/>
+      <w:ind w:left="255"/>
+    </w:pPr>
+    <w:rPr>
+      <w:rFonts w:ascii="Microsoft YaHei" w:hAnsi="Microsoft YaHei" w:eastAsia="Microsoft YaHei"/>
+      <w:color w:val="253247"/>
+      <w:sz w:val="21"/>
+    </w:rPr>
   </w:style>
 </w:styles>
 </file>

--- a/素材/效果类项目素材/广式腊肠/广式腊肠资料包.docx
+++ b/素材/效果类项目素材/广式腊肠/广式腊肠资料包.docx
@@ -4,538 +4,591 @@
   <w:body>
     <w:p>
       <w:pPr>
-        <w:keepNext/>
-        <w:spacing w:after="80"/>
-        <w:jc w:val="left"/>
+        <w:pStyle w:val="Title"/>
       </w:pPr>
       <w:r>
-        <w:rPr>
-          <w:rFonts w:ascii="Microsoft YaHei" w:hAnsi="Microsoft YaHei" w:eastAsia="Microsoft YaHei"/>
-          <w:b/>
-          <w:color w:val="253247"/>
-          <w:sz w:val="42"/>
-        </w:rPr>
-        <w:t>广式三七瘦腊肠产品素材制作信息</w:t>
+        <w:t>广式三七瘦腊肠产品资料包</w:t>
       </w:r>
     </w:p>
     <w:p>
       <w:pPr>
-        <w:spacing w:after="240"/>
+        <w:pStyle w:val="DocumentSubtitle"/>
       </w:pPr>
       <w:r>
-        <w:rPr>
-          <w:rFonts w:ascii="Microsoft YaHei" w:hAnsi="Microsoft YaHei" w:eastAsia="Microsoft YaHei"/>
-          <w:b/>
-          <w:color w:val="C4552D"/>
-          <w:sz w:val="20"/>
-        </w:rPr>
         <w:t>效果类项目素材资料</w:t>
       </w:r>
     </w:p>
     <w:p>
       <w:pPr>
-        <w:spacing w:before="40" w:after="240" w:line="324" w:lineRule="auto"/>
-        <w:ind w:left="198" w:right="198"/>
-        <w:shd w:val="clear" w:color="auto" w:fill="FFF5EF"/>
+        <w:spacing w:after="180"/>
+      </w:pPr>
+      <w:r>
+        <w:t>本资料包只记录已确认的产品基础信息和可直接用于素材创意的卖点事实。Prompt 数量、片段时长、视觉风格、投放渠道和禁用元素在 Prompt 节点配置；画幅、分辨率和生成模型能力在视频渲染节点配置。</w:t>
+      </w:r>
+    </w:p>
+    <w:p>
+      <w:pPr>
+        <w:pStyle w:val="Heading1"/>
+      </w:pPr>
+      <w:r>
+        <w:t>产品基础信息</w:t>
+      </w:r>
+    </w:p>
+    <w:tbl>
+      <w:tblPr>
+        <w:tblW w:type="auto" w:w="0"/>
+        <w:tblLayout w:type="fixed"/>
+        <w:tblLook w:firstColumn="1" w:firstRow="1" w:lastColumn="0" w:lastRow="0" w:noHBand="0" w:noVBand="1" w:val="04A0"/>
+        <w:tblBorders>
+          <w:top w:val="single" w:sz="6" w:color="D9D9D9"/>
+          <w:left w:val="single" w:sz="6" w:color="D9D9D9"/>
+          <w:bottom w:val="single" w:sz="6" w:color="D9D9D9"/>
+          <w:right w:val="single" w:sz="6" w:color="D9D9D9"/>
+          <w:insideH w:val="single" w:sz="6" w:color="D9D9D9"/>
+          <w:insideV w:val="single" w:sz="6" w:color="D9D9D9"/>
+        </w:tblBorders>
+      </w:tblPr>
+      <w:tblGrid>
+        <w:gridCol w:w="4762"/>
+        <w:gridCol w:w="4762"/>
+      </w:tblGrid>
+      <w:tr>
+        <w:tc>
+          <w:tcPr>
+            <w:tcW w:type="dxa" w:w="1814"/>
+            <w:vAlign w:val="center"/>
+            <w:shd w:fill="EEF3F9"/>
+            <w:tcMar>
+              <w:top w:w="100" w:type="dxa"/>
+              <w:start w:w="120" w:type="dxa"/>
+              <w:bottom w:w="100" w:type="dxa"/>
+              <w:end w:w="120" w:type="dxa"/>
+            </w:tcMar>
+          </w:tcPr>
+          <w:p>
+            <w:pPr>
+              <w:spacing w:after="0"/>
+              <w:jc w:val="center"/>
+            </w:pPr>
+            <w:r>
+              <w:rPr>
+                <w:rFonts w:ascii="Microsoft YaHei" w:hAnsi="Microsoft YaHei" w:eastAsia="Microsoft YaHei"/>
+                <w:b/>
+                <w:color w:val="000000"/>
+                <w:sz w:val="20"/>
+              </w:rPr>
+              <w:t>产品品类</w:t>
+            </w:r>
+          </w:p>
+        </w:tc>
+        <w:tc>
+          <w:tcPr>
+            <w:tcW w:type="dxa" w:w="7483"/>
+            <w:vAlign w:val="center"/>
+            <w:tcMar>
+              <w:top w:w="100" w:type="dxa"/>
+              <w:start w:w="120" w:type="dxa"/>
+              <w:bottom w:w="100" w:type="dxa"/>
+              <w:end w:w="120" w:type="dxa"/>
+            </w:tcMar>
+          </w:tcPr>
+          <w:p>
+            <w:pPr>
+              <w:spacing w:after="0"/>
+            </w:pPr>
+            <w:r>
+              <w:rPr>
+                <w:rFonts w:ascii="Microsoft YaHei" w:hAnsi="Microsoft YaHei" w:eastAsia="Microsoft YaHei"/>
+                <w:b w:val="0"/>
+                <w:color w:val="000000"/>
+                <w:sz w:val="20"/>
+              </w:rPr>
+              <w:t>腊味肉制品</w:t>
+            </w:r>
+          </w:p>
+        </w:tc>
+      </w:tr>
+      <w:tr>
+        <w:tc>
+          <w:tcPr>
+            <w:tcW w:type="dxa" w:w="1814"/>
+            <w:vAlign w:val="center"/>
+            <w:shd w:fill="EEF3F9"/>
+            <w:tcMar>
+              <w:top w:w="100" w:type="dxa"/>
+              <w:start w:w="120" w:type="dxa"/>
+              <w:bottom w:w="100" w:type="dxa"/>
+              <w:end w:w="120" w:type="dxa"/>
+            </w:tcMar>
+          </w:tcPr>
+          <w:p>
+            <w:pPr>
+              <w:spacing w:after="0"/>
+              <w:jc w:val="center"/>
+            </w:pPr>
+            <w:r>
+              <w:rPr>
+                <w:rFonts w:ascii="Microsoft YaHei" w:hAnsi="Microsoft YaHei" w:eastAsia="Microsoft YaHei"/>
+                <w:b/>
+                <w:color w:val="000000"/>
+                <w:sz w:val="20"/>
+              </w:rPr>
+              <w:t>产品名称</w:t>
+            </w:r>
+          </w:p>
+        </w:tc>
+        <w:tc>
+          <w:tcPr>
+            <w:tcW w:type="dxa" w:w="7483"/>
+            <w:vAlign w:val="center"/>
+            <w:tcMar>
+              <w:top w:w="100" w:type="dxa"/>
+              <w:start w:w="120" w:type="dxa"/>
+              <w:bottom w:w="100" w:type="dxa"/>
+              <w:end w:w="120" w:type="dxa"/>
+            </w:tcMar>
+          </w:tcPr>
+          <w:p>
+            <w:pPr>
+              <w:spacing w:after="0"/>
+            </w:pPr>
+            <w:r>
+              <w:rPr>
+                <w:rFonts w:ascii="Microsoft YaHei" w:hAnsi="Microsoft YaHei" w:eastAsia="Microsoft YaHei"/>
+                <w:b w:val="0"/>
+                <w:color w:val="000000"/>
+                <w:sz w:val="20"/>
+              </w:rPr>
+              <w:t>广式三七瘦腊肠</w:t>
+            </w:r>
+          </w:p>
+        </w:tc>
+      </w:tr>
+      <w:tr>
+        <w:tc>
+          <w:tcPr>
+            <w:tcW w:type="dxa" w:w="1814"/>
+            <w:vAlign w:val="center"/>
+            <w:shd w:fill="EEF3F9"/>
+            <w:tcMar>
+              <w:top w:w="100" w:type="dxa"/>
+              <w:start w:w="120" w:type="dxa"/>
+              <w:bottom w:w="100" w:type="dxa"/>
+              <w:end w:w="120" w:type="dxa"/>
+            </w:tcMar>
+          </w:tcPr>
+          <w:p>
+            <w:pPr>
+              <w:spacing w:after="0"/>
+              <w:jc w:val="center"/>
+            </w:pPr>
+            <w:r>
+              <w:rPr>
+                <w:rFonts w:ascii="Microsoft YaHei" w:hAnsi="Microsoft YaHei" w:eastAsia="Microsoft YaHei"/>
+                <w:b/>
+                <w:color w:val="000000"/>
+                <w:sz w:val="20"/>
+              </w:rPr>
+              <w:t>核心规格</w:t>
+            </w:r>
+          </w:p>
+        </w:tc>
+        <w:tc>
+          <w:tcPr>
+            <w:tcW w:type="dxa" w:w="7483"/>
+            <w:vAlign w:val="center"/>
+            <w:tcMar>
+              <w:top w:w="100" w:type="dxa"/>
+              <w:start w:w="120" w:type="dxa"/>
+              <w:bottom w:w="100" w:type="dxa"/>
+              <w:end w:w="120" w:type="dxa"/>
+            </w:tcMar>
+          </w:tcPr>
+          <w:p>
+            <w:pPr>
+              <w:spacing w:after="0"/>
+            </w:pPr>
+            <w:r>
+              <w:rPr>
+                <w:rFonts w:ascii="Microsoft YaHei" w:hAnsi="Microsoft YaHei" w:eastAsia="Microsoft YaHei"/>
+                <w:b w:val="0"/>
+                <w:color w:val="000000"/>
+                <w:sz w:val="20"/>
+              </w:rPr>
+              <w:t>500g 真空袋装</w:t>
+            </w:r>
+          </w:p>
+        </w:tc>
+      </w:tr>
+      <w:tr>
+        <w:tc>
+          <w:tcPr>
+            <w:tcW w:type="dxa" w:w="1814"/>
+            <w:vAlign w:val="center"/>
+            <w:shd w:fill="EEF3F9"/>
+            <w:tcMar>
+              <w:top w:w="100" w:type="dxa"/>
+              <w:start w:w="120" w:type="dxa"/>
+              <w:bottom w:w="100" w:type="dxa"/>
+              <w:end w:w="120" w:type="dxa"/>
+            </w:tcMar>
+          </w:tcPr>
+          <w:p>
+            <w:pPr>
+              <w:spacing w:after="0"/>
+              <w:jc w:val="center"/>
+            </w:pPr>
+            <w:r>
+              <w:rPr>
+                <w:rFonts w:ascii="Microsoft YaHei" w:hAnsi="Microsoft YaHei" w:eastAsia="Microsoft YaHei"/>
+                <w:b/>
+                <w:color w:val="000000"/>
+                <w:sz w:val="20"/>
+              </w:rPr>
+              <w:t>价格带</w:t>
+            </w:r>
+          </w:p>
+        </w:tc>
+        <w:tc>
+          <w:tcPr>
+            <w:tcW w:type="dxa" w:w="7483"/>
+            <w:vAlign w:val="center"/>
+            <w:tcMar>
+              <w:top w:w="100" w:type="dxa"/>
+              <w:start w:w="120" w:type="dxa"/>
+              <w:bottom w:w="100" w:type="dxa"/>
+              <w:end w:w="120" w:type="dxa"/>
+            </w:tcMar>
+          </w:tcPr>
+          <w:p>
+            <w:pPr>
+              <w:spacing w:after="0"/>
+            </w:pPr>
+            <w:r>
+              <w:rPr>
+                <w:rFonts w:ascii="Microsoft YaHei" w:hAnsi="Microsoft YaHei" w:eastAsia="Microsoft YaHei"/>
+                <w:b w:val="0"/>
+                <w:color w:val="000000"/>
+                <w:sz w:val="20"/>
+              </w:rPr>
+              <w:t>20 元/袋</w:t>
+            </w:r>
+          </w:p>
+        </w:tc>
+      </w:tr>
+      <w:tr>
+        <w:tc>
+          <w:tcPr>
+            <w:tcW w:type="dxa" w:w="1814"/>
+            <w:vAlign w:val="center"/>
+            <w:shd w:fill="EEF3F9"/>
+            <w:tcMar>
+              <w:top w:w="100" w:type="dxa"/>
+              <w:start w:w="120" w:type="dxa"/>
+              <w:bottom w:w="100" w:type="dxa"/>
+              <w:end w:w="120" w:type="dxa"/>
+            </w:tcMar>
+          </w:tcPr>
+          <w:p>
+            <w:pPr>
+              <w:spacing w:after="0"/>
+              <w:jc w:val="center"/>
+            </w:pPr>
+            <w:r>
+              <w:rPr>
+                <w:rFonts w:ascii="Microsoft YaHei" w:hAnsi="Microsoft YaHei" w:eastAsia="Microsoft YaHei"/>
+                <w:b/>
+                <w:color w:val="000000"/>
+                <w:sz w:val="20"/>
+              </w:rPr>
+              <w:t>核心外观特征</w:t>
+            </w:r>
+          </w:p>
+        </w:tc>
+        <w:tc>
+          <w:tcPr>
+            <w:tcW w:type="dxa" w:w="7483"/>
+            <w:vAlign w:val="center"/>
+            <w:tcMar>
+              <w:top w:w="100" w:type="dxa"/>
+              <w:start w:w="120" w:type="dxa"/>
+              <w:bottom w:w="100" w:type="dxa"/>
+              <w:end w:w="120" w:type="dxa"/>
+            </w:tcMar>
+          </w:tcPr>
+          <w:p>
+            <w:pPr>
+              <w:spacing w:after="0"/>
+            </w:pPr>
+            <w:r>
+              <w:rPr>
+                <w:rFonts w:ascii="Microsoft YaHei" w:hAnsi="Microsoft YaHei" w:eastAsia="Microsoft YaHei"/>
+                <w:b w:val="0"/>
+                <w:color w:val="000000"/>
+                <w:sz w:val="20"/>
+              </w:rPr>
+              <w:t>腊肠呈红白相间的肥瘦纹理，完整长条与斜切片形态清晰，表面油润透亮。</w:t>
+            </w:r>
+          </w:p>
+        </w:tc>
+      </w:tr>
+    </w:tbl>
+    <w:p>
+      <w:pPr>
+        <w:pStyle w:val="Heading1"/>
+      </w:pPr>
+      <w:r>
+        <w:t>卖点</w:t>
+      </w:r>
+    </w:p>
+    <w:p>
+      <w:pPr>
+        <w:pStyle w:val="ListNumber"/>
+        <w:spacing w:after="80"/>
+        <w:ind w:left="408" w:hanging="255"/>
       </w:pPr>
       <w:r>
         <w:rPr>
           <w:rFonts w:ascii="Microsoft YaHei" w:hAnsi="Microsoft YaHei" w:eastAsia="Microsoft YaHei"/>
           <w:b w:val="0"/>
-          <w:color w:val="667085"/>
-          <w:sz w:val="19"/>
+          <w:color w:val="000000"/>
+          <w:sz w:val="21"/>
         </w:rPr>
-        <w:t>说明：本资料包只填写产品基础、卖点、用户与场景信息。时长、画幅、分辨率、投放渠道、禁用元素和视觉风格均在资料导入节点配置，本资料包不重复填写。</w:t>
+        <w:t>腊肠采用三七肥瘦配比。</w:t>
       </w:r>
     </w:p>
     <w:p>
       <w:pPr>
-        <w:pStyle w:val="Heading1"/>
-        <w:pBdr>
-          <w:bottom w:val="single" w:sz="8" w:space="4" w:color="E6C8BA"/>
-        </w:pBdr>
-      </w:pPr>
-      <w:r>
-        <w:t>产品基础层</w:t>
-      </w:r>
-    </w:p>
-    <w:p>
-      <w:pPr>
-        <w:pStyle w:val="Heading2"/>
-      </w:pPr>
-      <w:r>
-        <w:t>品类</w:t>
-      </w:r>
-    </w:p>
-    <w:p>
-      <w:pPr>
-        <w:pStyle w:val="FieldValue"/>
-      </w:pPr>
-      <w:r>
-        <w:t>腊味肉制品</w:t>
-      </w:r>
-    </w:p>
-    <w:p>
-      <w:pPr>
-        <w:pStyle w:val="Heading2"/>
-      </w:pPr>
-      <w:r>
-        <w:t>产品名称</w:t>
-      </w:r>
-    </w:p>
-    <w:p>
-      <w:pPr>
-        <w:pStyle w:val="FieldValue"/>
-      </w:pPr>
-      <w:r>
-        <w:t>广式三七瘦腊肠</w:t>
-      </w:r>
-    </w:p>
-    <w:p>
-      <w:pPr>
-        <w:pStyle w:val="Heading2"/>
-      </w:pPr>
-      <w:r>
-        <w:t>核心规格</w:t>
-      </w:r>
-    </w:p>
-    <w:p>
-      <w:pPr>
-        <w:pStyle w:val="FieldValue"/>
-      </w:pPr>
-      <w:r>
-        <w:t>500g 真空袋装</w:t>
-      </w:r>
-    </w:p>
-    <w:p>
-      <w:pPr>
-        <w:pStyle w:val="Heading2"/>
-      </w:pPr>
-      <w:r>
-        <w:t>价格带</w:t>
-      </w:r>
-    </w:p>
-    <w:p>
-      <w:pPr>
-        <w:pStyle w:val="FieldValue"/>
-      </w:pPr>
-      <w:r>
-        <w:t>20 元/袋</w:t>
-      </w:r>
-    </w:p>
-    <w:p>
-      <w:pPr>
-        <w:pStyle w:val="Heading2"/>
-      </w:pPr>
-      <w:r>
-        <w:t>核心外观特征</w:t>
-      </w:r>
-    </w:p>
-    <w:p>
-      <w:pPr>
-        <w:pStyle w:val="FieldValue"/>
-      </w:pPr>
-      <w:r>
-        <w:t>腊肠呈红白相间的肥瘦纹理，完整长条与斜切片形态清晰，表面油润透亮。</w:t>
-      </w:r>
-    </w:p>
-    <w:p>
-      <w:pPr>
-        <w:pStyle w:val="Heading1"/>
-        <w:pBdr>
-          <w:bottom w:val="single" w:sz="8" w:space="4" w:color="E6C8BA"/>
-        </w:pBdr>
-      </w:pPr>
-      <w:r>
-        <w:t>卖点分层</w:t>
-      </w:r>
-    </w:p>
-    <w:p>
-      <w:pPr>
-        <w:pStyle w:val="Heading2"/>
-      </w:pPr>
-      <w:r>
-        <w:t>核心卖点</w:t>
-      </w:r>
-    </w:p>
-    <w:p>
-      <w:pPr>
-        <w:pStyle w:val="ListBullet"/>
-      </w:pPr>
-      <w:r>
-        <w:t>三七肥瘦黄金配比</w:t>
-      </w:r>
-    </w:p>
-    <w:p>
-      <w:pPr>
-        <w:pStyle w:val="ListBullet"/>
-      </w:pPr>
-      <w:r>
-        <w:t>广府糖酒腌制工艺</w:t>
-      </w:r>
-    </w:p>
-    <w:p>
-      <w:pPr>
-        <w:pStyle w:val="ListBullet"/>
-      </w:pPr>
-      <w:r>
-        <w:t>咸甜酒香回甘</w:t>
-      </w:r>
-    </w:p>
-    <w:p>
-      <w:pPr>
-        <w:pStyle w:val="Heading2"/>
-      </w:pPr>
-      <w:r>
-        <w:t>次要卖点</w:t>
-      </w:r>
-    </w:p>
-    <w:p>
-      <w:pPr>
-        <w:pStyle w:val="ListBullet"/>
-      </w:pPr>
-      <w:r>
-        <w:t>纯猪肉无淀粉</w:t>
-      </w:r>
-    </w:p>
-    <w:p>
-      <w:pPr>
-        <w:pStyle w:val="ListBullet"/>
-      </w:pPr>
-      <w:r>
-        <w:t>真空锁鲜</w:t>
-      </w:r>
-    </w:p>
-    <w:p>
-      <w:pPr>
-        <w:pStyle w:val="ListBullet"/>
-      </w:pPr>
-      <w:r>
-        <w:t>适配煲仔饭、蒸、炒多种烹饪方式</w:t>
-      </w:r>
-    </w:p>
-    <w:p>
-      <w:pPr>
-        <w:pStyle w:val="ListBullet"/>
-      </w:pPr>
-      <w:r>
-        <w:t>切片均匀、形态规整</w:t>
-      </w:r>
-    </w:p>
-    <w:p>
-      <w:pPr>
-        <w:pStyle w:val="Heading2"/>
-      </w:pPr>
-      <w:r>
-        <w:t>辅助信任背书</w:t>
-      </w:r>
-    </w:p>
-    <w:p>
-      <w:pPr>
-        <w:pStyle w:val="FieldValue"/>
-      </w:pPr>
-      <w:r>
-        <w:t>暂无。</w:t>
-      </w:r>
-    </w:p>
-    <w:p>
-      <w:pPr>
-        <w:pStyle w:val="Heading1"/>
-        <w:pBdr>
-          <w:bottom w:val="single" w:sz="8" w:space="4" w:color="E6C8BA"/>
-        </w:pBdr>
-      </w:pPr>
-      <w:r>
-        <w:t>用户层</w:t>
-      </w:r>
-    </w:p>
-    <w:p>
-      <w:pPr>
-        <w:pStyle w:val="Heading2"/>
-      </w:pPr>
-      <w:r>
-        <w:t>目标受众画像</w:t>
-      </w:r>
-    </w:p>
-    <w:p>
-      <w:pPr>
-        <w:pStyle w:val="ListBullet"/>
-      </w:pPr>
-      <w:r>
-        <w:t>25-45 岁家庭厨房决策者</w:t>
-      </w:r>
-    </w:p>
-    <w:p>
-      <w:pPr>
-        <w:pStyle w:val="ListBullet"/>
-      </w:pPr>
-      <w:r>
-        <w:t>美食爱好者</w:t>
-      </w:r>
-    </w:p>
-    <w:p>
-      <w:pPr>
-        <w:pStyle w:val="ListBullet"/>
-      </w:pPr>
-      <w:r>
-        <w:t>年货送礼人群</w:t>
-      </w:r>
-    </w:p>
-    <w:p>
-      <w:pPr>
-        <w:pStyle w:val="ListBullet"/>
-      </w:pPr>
-      <w:r>
-        <w:t>喜欢粤式风味的消费者</w:t>
-      </w:r>
-    </w:p>
-    <w:p>
-      <w:pPr>
-        <w:pStyle w:val="Heading2"/>
-      </w:pPr>
-      <w:r>
-        <w:t>核心痛点</w:t>
-      </w:r>
-    </w:p>
-    <w:p>
-      <w:pPr>
-        <w:pStyle w:val="ListBullet"/>
-      </w:pPr>
-      <w:r>
-        <w:t>日常佐餐缺少方便又有风味的肉食搭配</w:t>
-      </w:r>
-    </w:p>
-    <w:p>
-      <w:pPr>
-        <w:pStyle w:val="ListBullet"/>
-      </w:pPr>
-      <w:r>
-        <w:t>年节送礼需要兼顾实用性与节庆氛围</w:t>
-      </w:r>
-    </w:p>
-    <w:p>
-      <w:pPr>
-        <w:pStyle w:val="ListBullet"/>
-      </w:pPr>
-      <w:r>
-        <w:t>担心腊肠口感和品质不稳定</w:t>
-      </w:r>
-    </w:p>
-    <w:p>
-      <w:pPr>
-        <w:pStyle w:val="Heading2"/>
-      </w:pPr>
-      <w:r>
-        <w:t>决策动因</w:t>
-      </w:r>
-    </w:p>
-    <w:p>
-      <w:pPr>
-        <w:pStyle w:val="ListBullet"/>
-      </w:pPr>
-      <w:r>
-        <w:t>关注肥瘦比例与口感</w:t>
-      </w:r>
-    </w:p>
-    <w:p>
-      <w:pPr>
-        <w:pStyle w:val="ListBullet"/>
-      </w:pPr>
-      <w:r>
-        <w:t>重视传统广式风味</w:t>
-      </w:r>
-    </w:p>
-    <w:p>
-      <w:pPr>
-        <w:pStyle w:val="ListBullet"/>
-      </w:pPr>
-      <w:r>
-        <w:t>看重真空包装的储存便利</w:t>
-      </w:r>
-    </w:p>
-    <w:p>
-      <w:pPr>
-        <w:pStyle w:val="ListBullet"/>
-      </w:pPr>
-      <w:r>
-        <w:t>需要适配多种家常烹饪方式</w:t>
-      </w:r>
-    </w:p>
-    <w:p>
-      <w:pPr>
-        <w:pStyle w:val="Heading2"/>
-      </w:pPr>
-      <w:r>
-        <w:t>营销目标</w:t>
-      </w:r>
-    </w:p>
-    <w:p>
-      <w:pPr>
-        <w:pStyle w:val="FieldValue"/>
-      </w:pPr>
-      <w:r>
-        <w:t>突出广式风味、油润肉质和多种烹饪方式，提升短视频内容的购买转化。</w:t>
-      </w:r>
-    </w:p>
-    <w:p>
-      <w:pPr>
-        <w:pStyle w:val="Heading1"/>
-        <w:pBdr>
-          <w:bottom w:val="single" w:sz="8" w:space="4" w:color="E6C8BA"/>
-        </w:pBdr>
-      </w:pPr>
-      <w:r>
-        <w:t>场景层</w:t>
-      </w:r>
-    </w:p>
-    <w:p>
-      <w:pPr>
-        <w:pStyle w:val="Heading2"/>
-      </w:pPr>
-      <w:r>
-        <w:t>核心使用场景</w:t>
-      </w:r>
-    </w:p>
-    <w:p>
-      <w:pPr>
-        <w:pStyle w:val="ListBullet"/>
-      </w:pPr>
-      <w:r>
-        <w:t>煲仔饭烹饪</w:t>
-      </w:r>
-    </w:p>
-    <w:p>
-      <w:pPr>
-        <w:pStyle w:val="ListBullet"/>
-      </w:pPr>
-      <w:r>
-        <w:t>蒸制切片</w:t>
-      </w:r>
-    </w:p>
-    <w:p>
-      <w:pPr>
-        <w:pStyle w:val="ListBullet"/>
-      </w:pPr>
-      <w:r>
-        <w:t>炒菜搭配</w:t>
-      </w:r>
-    </w:p>
-    <w:p>
-      <w:pPr>
-        <w:pStyle w:val="ListBullet"/>
-      </w:pPr>
-      <w:r>
-        <w:t>家庭日常佐餐</w:t>
-      </w:r>
-    </w:p>
-    <w:p>
-      <w:pPr>
-        <w:pStyle w:val="Heading2"/>
-      </w:pPr>
-      <w:r>
-        <w:t>购买场景</w:t>
-      </w:r>
-    </w:p>
-    <w:p>
-      <w:pPr>
-        <w:pStyle w:val="ListBullet"/>
-      </w:pPr>
-      <w:r>
-        <w:t>家庭日常采购</w:t>
-      </w:r>
-    </w:p>
-    <w:p>
-      <w:pPr>
-        <w:pStyle w:val="ListBullet"/>
-      </w:pPr>
-      <w:r>
-        <w:t>年货采购</w:t>
-      </w:r>
-    </w:p>
-    <w:p>
-      <w:pPr>
-        <w:pStyle w:val="ListBullet"/>
-      </w:pPr>
-      <w:r>
-        <w:t>春节送礼</w:t>
-      </w:r>
-    </w:p>
-    <w:p>
-      <w:pPr>
-        <w:pStyle w:val="Heading2"/>
-      </w:pPr>
-      <w:r>
-        <w:t>情绪共鸣场景</w:t>
-      </w:r>
-    </w:p>
-    <w:p>
-      <w:pPr>
-        <w:pStyle w:val="ListBullet"/>
-      </w:pPr>
-      <w:r>
-        <w:t>家常烟火气</w:t>
-      </w:r>
-    </w:p>
-    <w:p>
-      <w:pPr>
-        <w:pStyle w:val="ListBullet"/>
-      </w:pPr>
-      <w:r>
-        <w:t>家人围餐分享</w:t>
-      </w:r>
-    </w:p>
-    <w:p>
-      <w:pPr>
-        <w:pStyle w:val="ListBullet"/>
-      </w:pPr>
-      <w:r>
-        <w:t>春节团圆与送礼心意</w:t>
-      </w:r>
-    </w:p>
-    <w:p>
-      <w:pPr>
-        <w:spacing w:before="320" w:after="0"/>
-        <w:shd w:val="clear" w:color="auto" w:fill="F7F8FA"/>
+        <w:pStyle w:val="ListNumber"/>
+        <w:spacing w:after="80"/>
+        <w:ind w:left="408" w:hanging="255"/>
       </w:pPr>
       <w:r>
         <w:rPr>
           <w:rFonts w:ascii="Microsoft YaHei" w:hAnsi="Microsoft YaHei" w:eastAsia="Microsoft YaHei"/>
           <w:b w:val="0"/>
-          <w:color w:val="667085"/>
-          <w:sz w:val="19"/>
+          <w:color w:val="000000"/>
+          <w:sz w:val="21"/>
         </w:rPr>
-        <w:t>填写确认：以上内容由资料提供方确认，作为本次效果类项目的信息提炼依据。</w:t>
+        <w:t>采用广府糖酒腌制工艺。</w:t>
+      </w:r>
+    </w:p>
+    <w:p>
+      <w:pPr>
+        <w:pStyle w:val="ListNumber"/>
+        <w:spacing w:after="80"/>
+        <w:ind w:left="408" w:hanging="255"/>
+      </w:pPr>
+      <w:r>
+        <w:rPr>
+          <w:rFonts w:ascii="Microsoft YaHei" w:hAnsi="Microsoft YaHei" w:eastAsia="Microsoft YaHei"/>
+          <w:b w:val="0"/>
+          <w:color w:val="000000"/>
+          <w:sz w:val="21"/>
+        </w:rPr>
+        <w:t>入口呈现咸甜与酒香回甘的广式风味。</w:t>
+      </w:r>
+    </w:p>
+    <w:p>
+      <w:pPr>
+        <w:pStyle w:val="ListNumber"/>
+        <w:spacing w:after="80"/>
+        <w:ind w:left="408" w:hanging="255"/>
+      </w:pPr>
+      <w:r>
+        <w:rPr>
+          <w:rFonts w:ascii="Microsoft YaHei" w:hAnsi="Microsoft YaHei" w:eastAsia="Microsoft YaHei"/>
+          <w:b w:val="0"/>
+          <w:color w:val="000000"/>
+          <w:sz w:val="21"/>
+        </w:rPr>
+        <w:t>配料使用纯猪肉，不添加淀粉。</w:t>
+      </w:r>
+    </w:p>
+    <w:p>
+      <w:pPr>
+        <w:pStyle w:val="ListNumber"/>
+        <w:spacing w:after="80"/>
+        <w:ind w:left="408" w:hanging="255"/>
+      </w:pPr>
+      <w:r>
+        <w:rPr>
+          <w:rFonts w:ascii="Microsoft YaHei" w:hAnsi="Microsoft YaHei" w:eastAsia="Microsoft YaHei"/>
+          <w:b w:val="0"/>
+          <w:color w:val="000000"/>
+          <w:sz w:val="21"/>
+        </w:rPr>
+        <w:t>真空袋装便于家庭储存。</w:t>
+      </w:r>
+    </w:p>
+    <w:p>
+      <w:pPr>
+        <w:pStyle w:val="ListNumber"/>
+        <w:spacing w:after="80"/>
+        <w:ind w:left="408" w:hanging="255"/>
+      </w:pPr>
+      <w:r>
+        <w:rPr>
+          <w:rFonts w:ascii="Microsoft YaHei" w:hAnsi="Microsoft YaHei" w:eastAsia="Microsoft YaHei"/>
+          <w:b w:val="0"/>
+          <w:color w:val="000000"/>
+          <w:sz w:val="21"/>
+        </w:rPr>
+        <w:t>完整腊肠呈红白相间的肥瘦纹理。</w:t>
+      </w:r>
+    </w:p>
+    <w:p>
+      <w:pPr>
+        <w:pStyle w:val="ListNumber"/>
+        <w:spacing w:after="80"/>
+        <w:ind w:left="408" w:hanging="255"/>
+      </w:pPr>
+      <w:r>
+        <w:rPr>
+          <w:rFonts w:ascii="Microsoft YaHei" w:hAnsi="Microsoft YaHei" w:eastAsia="Microsoft YaHei"/>
+          <w:b w:val="0"/>
+          <w:color w:val="000000"/>
+          <w:sz w:val="21"/>
+        </w:rPr>
+        <w:t>蒸制后表面呈现油润透亮的质感。</w:t>
+      </w:r>
+    </w:p>
+    <w:p>
+      <w:pPr>
+        <w:pStyle w:val="ListNumber"/>
+        <w:spacing w:after="80"/>
+        <w:ind w:left="408" w:hanging="255"/>
+      </w:pPr>
+      <w:r>
+        <w:rPr>
+          <w:rFonts w:ascii="Microsoft YaHei" w:hAnsi="Microsoft YaHei" w:eastAsia="Microsoft YaHei"/>
+          <w:b w:val="0"/>
+          <w:color w:val="000000"/>
+          <w:sz w:val="21"/>
+        </w:rPr>
+        <w:t>斜切片可清晰展示腊肠内部的肉粒与肥瘦分布。</w:t>
+      </w:r>
+    </w:p>
+    <w:p>
+      <w:pPr>
+        <w:pStyle w:val="ListNumber"/>
+        <w:spacing w:after="80"/>
+        <w:ind w:left="408" w:hanging="255"/>
+      </w:pPr>
+      <w:r>
+        <w:rPr>
+          <w:rFonts w:ascii="Microsoft YaHei" w:hAnsi="Microsoft YaHei" w:eastAsia="Microsoft YaHei"/>
+          <w:b w:val="0"/>
+          <w:color w:val="000000"/>
+          <w:sz w:val="21"/>
+        </w:rPr>
+        <w:t>可与米饭同蒸，让油润腊味融入主食。</w:t>
+      </w:r>
+    </w:p>
+    <w:p>
+      <w:pPr>
+        <w:pStyle w:val="ListNumber"/>
+        <w:spacing w:after="80"/>
+        <w:ind w:left="408" w:hanging="255"/>
+      </w:pPr>
+      <w:r>
+        <w:rPr>
+          <w:rFonts w:ascii="Microsoft YaHei" w:hAnsi="Microsoft YaHei" w:eastAsia="Microsoft YaHei"/>
+          <w:b w:val="0"/>
+          <w:color w:val="000000"/>
+          <w:sz w:val="21"/>
+        </w:rPr>
+        <w:t>适合用于煎炒，通过翻动和受热展示切片状态。</w:t>
+      </w:r>
+    </w:p>
+    <w:p>
+      <w:pPr>
+        <w:pStyle w:val="ListNumber"/>
+        <w:spacing w:after="80"/>
+        <w:ind w:left="408" w:hanging="255"/>
+      </w:pPr>
+      <w:r>
+        <w:rPr>
+          <w:rFonts w:ascii="Microsoft YaHei" w:hAnsi="Microsoft YaHei" w:eastAsia="Microsoft YaHei"/>
+          <w:b w:val="0"/>
+          <w:color w:val="000000"/>
+          <w:sz w:val="21"/>
+        </w:rPr>
+        <w:t>可铺在煲仔饭表面与米饭、青菜组成完整餐盘。</w:t>
+      </w:r>
+    </w:p>
+    <w:p>
+      <w:pPr>
+        <w:pStyle w:val="ListNumber"/>
+        <w:spacing w:after="80"/>
+        <w:ind w:left="408" w:hanging="255"/>
+      </w:pPr>
+      <w:r>
+        <w:rPr>
+          <w:rFonts w:ascii="Microsoft YaHei" w:hAnsi="Microsoft YaHei" w:eastAsia="Microsoft YaHei"/>
+          <w:b w:val="0"/>
+          <w:color w:val="000000"/>
+          <w:sz w:val="21"/>
+        </w:rPr>
+        <w:t>蒸熟后切片即可作为家庭日常佐餐。</w:t>
+      </w:r>
+    </w:p>
+    <w:p>
+      <w:pPr>
+        <w:pStyle w:val="ListNumber"/>
+        <w:spacing w:after="80"/>
+        <w:ind w:left="408" w:hanging="255"/>
+      </w:pPr>
+      <w:r>
+        <w:rPr>
+          <w:rFonts w:ascii="Microsoft YaHei" w:hAnsi="Microsoft YaHei" w:eastAsia="Microsoft YaHei"/>
+          <w:b w:val="0"/>
+          <w:color w:val="000000"/>
+          <w:sz w:val="21"/>
+        </w:rPr>
+        <w:t>完整长条、斜切片和切丁可形成不同的备菜形态。</w:t>
+      </w:r>
+    </w:p>
+    <w:p>
+      <w:pPr>
+        <w:pStyle w:val="ListNumber"/>
+        <w:spacing w:after="80"/>
+        <w:ind w:left="408" w:hanging="255"/>
+      </w:pPr>
+      <w:r>
+        <w:rPr>
+          <w:rFonts w:ascii="Microsoft YaHei" w:hAnsi="Microsoft YaHei" w:eastAsia="Microsoft YaHei"/>
+          <w:b w:val="0"/>
+          <w:color w:val="000000"/>
+          <w:sz w:val="21"/>
+        </w:rPr>
+        <w:t>500g 袋装适合家庭日常备菜或年节餐桌使用。</w:t>
+      </w:r>
+    </w:p>
+    <w:p>
+      <w:pPr>
+        <w:pStyle w:val="ListNumber"/>
+        <w:spacing w:after="80"/>
+        <w:ind w:left="408" w:hanging="255"/>
+      </w:pPr>
+      <w:r>
+        <w:rPr>
+          <w:rFonts w:ascii="Microsoft YaHei" w:hAnsi="Microsoft YaHei" w:eastAsia="Microsoft YaHei"/>
+          <w:b w:val="0"/>
+          <w:color w:val="000000"/>
+          <w:sz w:val="21"/>
+        </w:rPr>
+        <w:t>广式咸甜风味适合偏好粤式腊味的消费者。</w:t>
       </w:r>
     </w:p>
     <w:sectPr>
-      <w:footerReference w:type="default" r:id="rId9"/>
       <w:pgSz w:w="11906" w:h="16838"/>
-      <w:pgMar w:top="1020" w:right="1247" w:bottom="1020" w:left="1247" w:header="454" w:footer="454" w:gutter="0"/>
+      <w:pgMar w:top="1020" w:right="1191" w:bottom="1020" w:left="1191" w:header="720" w:footer="720" w:gutter="0"/>
       <w:cols w:space="720"/>
       <w:docGrid w:linePitch="360"/>
     </w:sectPr>
   </w:body>
 </w:document>
-</file>
-
-<file path=word/footer1.xml><?xml version="1.0" encoding="utf-8"?>
-<w:ftr xmlns:m="http://schemas.openxmlformats.org/officeDocument/2006/math" xmlns:mc="http://schemas.openxmlformats.org/markup-compatibility/2006" xmlns:mo="http://schemas.microsoft.com/office/mac/office/2008/main" xmlns:mv="urn:schemas-microsoft-com:mac:vml" xmlns:o="urn:schemas-microsoft-com:office:office" xmlns:r="http://schemas.openxmlformats.org/officeDocument/2006/relationships" xmlns:v="urn:schemas-microsoft-com:vml" xmlns:w10="urn:schemas-microsoft-com:office:word" xmlns:w14="http://schemas.microsoft.com/office/word/2010/wordml" xmlns:w="http://schemas.openxmlformats.org/wordprocessingml/2006/main" xmlns:wne="http://schemas.microsoft.com/office/word/2006/wordml" xmlns:wp14="http://schemas.microsoft.com/office/word/2010/wordprocessingDrawing" xmlns:wp="http://schemas.openxmlformats.org/drawingml/2006/wordprocessingDrawing" xmlns:wpc="http://schemas.microsoft.com/office/word/2010/wordprocessingCanvas" xmlns:wpg="http://schemas.microsoft.com/office/word/2010/wordprocessingGroup" xmlns:wpi="http://schemas.microsoft.com/office/word/2010/wordprocessingInk" xmlns:wps="http://schemas.microsoft.com/office/word/2010/wordprocessingShape" mc:Ignorable="w14 wp14">
-  <w:p>
-    <w:pPr>
-      <w:pStyle w:val="Footer"/>
-      <w:jc w:val="center"/>
-    </w:pPr>
-    <w:r>
-      <w:rPr>
-        <w:rFonts w:ascii="Microsoft YaHei" w:hAnsi="Microsoft YaHei" w:eastAsia="Microsoft YaHei"/>
-        <w:b w:val="0"/>
-        <w:color w:val="98A2B3"/>
-        <w:sz w:val="17"/>
-      </w:rPr>
-      <w:t>广式三七瘦腊肠 · 产品素材制作信息</w:t>
-    </w:r>
-  </w:p>
-</w:ftr>
 </file>
 
 <file path=word/numbering.xml><?xml version="1.0" encoding="utf-8"?>
@@ -902,11 +955,10 @@
     <w:qFormat/>
     <w:rsid w:val="00FC693F"/>
     <w:pPr>
-      <w:spacing w:after="120" w:line="348" w:lineRule="auto"/>
+      <w:spacing w:after="100" w:line="283" w:lineRule="auto"/>
     </w:pPr>
     <w:rPr>
       <w:rFonts w:ascii="Microsoft YaHei" w:hAnsi="Microsoft YaHei" w:eastAsia="Microsoft YaHei"/>
-      <w:color w:val="253247"/>
       <w:sz w:val="21"/>
     </w:rPr>
   </w:style>
@@ -965,14 +1017,14 @@
     <w:pPr>
       <w:keepNext/>
       <w:keepLines/>
-      <w:spacing w:before="320" w:after="160"/>
+      <w:spacing w:before="240" w:after="100"/>
       <w:outlineLvl w:val="0"/>
     </w:pPr>
     <w:rPr>
       <w:rFonts w:asciiTheme="majorHAnsi" w:eastAsiaTheme="majorEastAsia" w:hAnsiTheme="majorHAnsi" w:cstheme="majorBidi" w:ascii="Microsoft YaHei" w:hAnsi="Microsoft YaHei" w:eastAsia="Microsoft YaHei"/>
       <w:b/>
       <w:bCs/>
-      <w:color w:val="8A351E"/>
+      <w:color w:val="000000"/>
       <w:sz w:val="30"/>
       <w:szCs w:val="28"/>
     </w:rPr>
@@ -989,15 +1041,15 @@
     <w:pPr>
       <w:keepNext/>
       <w:keepLines/>
-      <w:spacing w:before="200" w:after="60"/>
+      <w:spacing w:before="140" w:after="100"/>
       <w:outlineLvl w:val="1"/>
     </w:pPr>
     <w:rPr>
       <w:rFonts w:asciiTheme="majorHAnsi" w:eastAsiaTheme="majorEastAsia" w:hAnsiTheme="majorHAnsi" w:cstheme="majorBidi" w:ascii="Microsoft YaHei" w:hAnsi="Microsoft YaHei" w:eastAsia="Microsoft YaHei"/>
       <w:b/>
       <w:bCs/>
-      <w:color w:val="253247"/>
-      <w:sz w:val="23"/>
+      <w:color w:val="000000"/>
+      <w:sz w:val="22"/>
       <w:szCs w:val="26"/>
     </w:rPr>
   </w:style>
@@ -1254,15 +1306,16 @@
       <w:pBdr>
         <w:bottom w:val="single" w:sz="8" w:space="4" w:color="4F81BD" w:themeColor="accent1"/>
       </w:pBdr>
-      <w:spacing w:after="300" w:line="240" w:lineRule="auto"/>
+      <w:spacing w:after="100" w:line="240" w:lineRule="auto"/>
       <w:contextualSpacing/>
     </w:pPr>
     <w:rPr>
-      <w:rFonts w:asciiTheme="majorHAnsi" w:eastAsiaTheme="majorEastAsia" w:hAnsiTheme="majorHAnsi" w:cstheme="majorBidi"/>
-      <w:color w:val="17365D" w:themeColor="text2" w:themeShade="BF"/>
+      <w:rFonts w:asciiTheme="majorHAnsi" w:eastAsiaTheme="majorEastAsia" w:hAnsiTheme="majorHAnsi" w:cstheme="majorBidi" w:ascii="Microsoft YaHei" w:hAnsi="Microsoft YaHei" w:eastAsia="Microsoft YaHei"/>
+      <w:b/>
+      <w:color w:val="000000"/>
       <w:spacing w:val="5"/>
       <w:kern w:val="28"/>
-      <w:sz w:val="52"/>
+      <w:sz w:val="44"/>
       <w:szCs w:val="52"/>
     </w:rPr>
   </w:style>
@@ -1436,15 +1489,8 @@
       <w:numPr>
         <w:numId w:val="1"/>
       </w:numPr>
-      <w:spacing w:after="60" w:line="324" w:lineRule="auto"/>
-      <w:ind w:left="510" w:hanging="198"/>
       <w:contextualSpacing/>
     </w:pPr>
-    <w:rPr>
-      <w:rFonts w:ascii="Microsoft YaHei" w:hAnsi="Microsoft YaHei" w:eastAsia="Microsoft YaHei"/>
-      <w:color w:val="253247"/>
-      <w:sz w:val="21"/>
-    </w:rPr>
   </w:style>
   <w:style w:type="paragraph" w:styleId="ListBullet2">
     <w:name w:val="List Bullet 2"/>
@@ -12599,16 +12645,14 @@
       </w:tcPr>
     </w:tblStylePr>
   </w:style>
-  <w:style w:type="paragraph" w:customStyle="1" w:styleId="FieldValue">
-    <w:name w:val="Field Value"/>
-    <w:basedOn w:val="Normal"/>
-    <w:pPr>
-      <w:spacing w:after="120"/>
-      <w:ind w:left="255"/>
+  <w:style w:type="paragraph" w:customStyle="1" w:styleId="DocumentSubtitle">
+    <w:name w:val="Document Subtitle"/>
+    <w:pPr>
+      <w:spacing w:after="160"/>
     </w:pPr>
     <w:rPr>
       <w:rFonts w:ascii="Microsoft YaHei" w:hAnsi="Microsoft YaHei" w:eastAsia="Microsoft YaHei"/>
-      <w:color w:val="253247"/>
+      <w:color w:val="596375"/>
       <w:sz w:val="21"/>
     </w:rPr>
   </w:style>

--- a/素材/效果类项目素材/广式腊肠/广式腊肠资料包.docx
+++ b/素材/效果类项目素材/广式腊肠/广式腊肠资料包.docx
@@ -344,241 +344,441 @@
     <w:p>
       <w:pPr>
         <w:pStyle w:val="ListNumber"/>
-        <w:spacing w:after="80"/>
-        <w:ind w:left="408" w:hanging="255"/>
+        <w:keepNext w:val="0"/>
+        <w:keepLines w:val="0"/>
+        <w:widowControl/>
       </w:pPr>
       <w:r>
-        <w:rPr>
-          <w:rFonts w:ascii="Microsoft YaHei" w:hAnsi="Microsoft YaHei" w:eastAsia="Microsoft YaHei"/>
-          <w:b w:val="0"/>
-          <w:color w:val="000000"/>
-          <w:sz w:val="21"/>
-        </w:rPr>
-        <w:t>腊肠采用三七肥瘦配比。</w:t>
+        <w:t>腊肠采用三七肥瘦配比</w:t>
       </w:r>
     </w:p>
     <w:p>
       <w:pPr>
         <w:pStyle w:val="ListNumber"/>
-        <w:spacing w:after="80"/>
-        <w:ind w:left="408" w:hanging="255"/>
+        <w:keepNext w:val="0"/>
+        <w:keepLines w:val="0"/>
+        <w:widowControl/>
       </w:pPr>
       <w:r>
-        <w:rPr>
-          <w:rFonts w:ascii="Microsoft YaHei" w:hAnsi="Microsoft YaHei" w:eastAsia="Microsoft YaHei"/>
-          <w:b w:val="0"/>
-          <w:color w:val="000000"/>
-          <w:sz w:val="21"/>
-        </w:rPr>
-        <w:t>采用广府糖酒腌制工艺。</w:t>
+        <w:t>采用广府糖酒腌制工艺形成广式风味</w:t>
       </w:r>
     </w:p>
     <w:p>
       <w:pPr>
         <w:pStyle w:val="ListNumber"/>
-        <w:spacing w:after="80"/>
-        <w:ind w:left="408" w:hanging="255"/>
+        <w:keepNext w:val="0"/>
+        <w:keepLines w:val="0"/>
+        <w:widowControl/>
       </w:pPr>
       <w:r>
-        <w:rPr>
-          <w:rFonts w:ascii="Microsoft YaHei" w:hAnsi="Microsoft YaHei" w:eastAsia="Microsoft YaHei"/>
-          <w:b w:val="0"/>
-          <w:color w:val="000000"/>
-          <w:sz w:val="21"/>
-        </w:rPr>
-        <w:t>入口呈现咸甜与酒香回甘的广式风味。</w:t>
+        <w:t>入口呈现咸甜与酒香回甘的风味层次</w:t>
       </w:r>
     </w:p>
     <w:p>
       <w:pPr>
         <w:pStyle w:val="ListNumber"/>
-        <w:spacing w:after="80"/>
-        <w:ind w:left="408" w:hanging="255"/>
+        <w:keepNext w:val="0"/>
+        <w:keepLines w:val="0"/>
+        <w:widowControl/>
       </w:pPr>
       <w:r>
-        <w:rPr>
-          <w:rFonts w:ascii="Microsoft YaHei" w:hAnsi="Microsoft YaHei" w:eastAsia="Microsoft YaHei"/>
-          <w:b w:val="0"/>
-          <w:color w:val="000000"/>
-          <w:sz w:val="21"/>
-        </w:rPr>
-        <w:t>配料使用纯猪肉，不添加淀粉。</w:t>
+        <w:t>配料使用纯猪肉且不添加淀粉</w:t>
       </w:r>
     </w:p>
     <w:p>
       <w:pPr>
         <w:pStyle w:val="ListNumber"/>
-        <w:spacing w:after="80"/>
-        <w:ind w:left="408" w:hanging="255"/>
+        <w:keepNext w:val="0"/>
+        <w:keepLines w:val="0"/>
+        <w:widowControl/>
       </w:pPr>
       <w:r>
-        <w:rPr>
-          <w:rFonts w:ascii="Microsoft YaHei" w:hAnsi="Microsoft YaHei" w:eastAsia="Microsoft YaHei"/>
-          <w:b w:val="0"/>
-          <w:color w:val="000000"/>
-          <w:sz w:val="21"/>
-        </w:rPr>
-        <w:t>真空袋装便于家庭储存。</w:t>
+        <w:t>500g 真空袋装便于家庭按需备菜</w:t>
       </w:r>
     </w:p>
     <w:p>
       <w:pPr>
         <w:pStyle w:val="ListNumber"/>
-        <w:spacing w:after="80"/>
-        <w:ind w:left="408" w:hanging="255"/>
+        <w:keepNext w:val="0"/>
+        <w:keepLines w:val="0"/>
+        <w:widowControl/>
       </w:pPr>
       <w:r>
-        <w:rPr>
-          <w:rFonts w:ascii="Microsoft YaHei" w:hAnsi="Microsoft YaHei" w:eastAsia="Microsoft YaHei"/>
-          <w:b w:val="0"/>
-          <w:color w:val="000000"/>
-          <w:sz w:val="21"/>
-        </w:rPr>
-        <w:t>完整腊肠呈红白相间的肥瘦纹理。</w:t>
+        <w:t>完整腊肠呈现红白相间的肥瘦纹理</w:t>
       </w:r>
     </w:p>
     <w:p>
       <w:pPr>
         <w:pStyle w:val="ListNumber"/>
-        <w:spacing w:after="80"/>
-        <w:ind w:left="408" w:hanging="255"/>
+        <w:keepNext w:val="0"/>
+        <w:keepLines w:val="0"/>
+        <w:widowControl/>
       </w:pPr>
       <w:r>
-        <w:rPr>
-          <w:rFonts w:ascii="Microsoft YaHei" w:hAnsi="Microsoft YaHei" w:eastAsia="Microsoft YaHei"/>
-          <w:b w:val="0"/>
-          <w:color w:val="000000"/>
-          <w:sz w:val="21"/>
-        </w:rPr>
-        <w:t>蒸制后表面呈现油润透亮的质感。</w:t>
+        <w:t>同一根腊肠中瘦肉与脂肪颗粒分布清晰可见</w:t>
       </w:r>
     </w:p>
     <w:p>
       <w:pPr>
         <w:pStyle w:val="ListNumber"/>
-        <w:spacing w:after="80"/>
-        <w:ind w:left="408" w:hanging="255"/>
+        <w:keepNext w:val="0"/>
+        <w:keepLines w:val="0"/>
+        <w:widowControl/>
       </w:pPr>
       <w:r>
-        <w:rPr>
-          <w:rFonts w:ascii="Microsoft YaHei" w:hAnsi="Microsoft YaHei" w:eastAsia="Microsoft YaHei"/>
-          <w:b w:val="0"/>
-          <w:color w:val="000000"/>
-          <w:sz w:val="21"/>
-        </w:rPr>
-        <w:t>斜切片可清晰展示腊肠内部的肉粒与肥瘦分布。</w:t>
+        <w:t>蒸制后表面可呈现油润透亮的光泽</w:t>
       </w:r>
     </w:p>
     <w:p>
       <w:pPr>
         <w:pStyle w:val="ListNumber"/>
-        <w:spacing w:after="80"/>
-        <w:ind w:left="408" w:hanging="255"/>
+        <w:keepNext w:val="0"/>
+        <w:keepLines w:val="0"/>
+        <w:widowControl/>
       </w:pPr>
       <w:r>
-        <w:rPr>
-          <w:rFonts w:ascii="Microsoft YaHei" w:hAnsi="Microsoft YaHei" w:eastAsia="Microsoft YaHei"/>
-          <w:b w:val="0"/>
-          <w:color w:val="000000"/>
-          <w:sz w:val="21"/>
-        </w:rPr>
-        <w:t>可与米饭同蒸，让油润腊味融入主食。</w:t>
+        <w:t>斜切面能直接展示内部肉粒与肥瘦分布</w:t>
       </w:r>
     </w:p>
     <w:p>
       <w:pPr>
         <w:pStyle w:val="ListNumber"/>
-        <w:spacing w:after="80"/>
-        <w:ind w:left="408" w:hanging="255"/>
+        <w:keepNext w:val="0"/>
+        <w:keepLines w:val="0"/>
+        <w:widowControl/>
       </w:pPr>
       <w:r>
-        <w:rPr>
-          <w:rFonts w:ascii="Microsoft YaHei" w:hAnsi="Microsoft YaHei" w:eastAsia="Microsoft YaHei"/>
-          <w:b w:val="0"/>
-          <w:color w:val="000000"/>
-          <w:sz w:val="21"/>
-        </w:rPr>
-        <w:t>适合用于煎炒，通过翻动和受热展示切片状态。</w:t>
+        <w:t>切丁后可观察每一小块中的肉粒结构</w:t>
       </w:r>
     </w:p>
     <w:p>
       <w:pPr>
         <w:pStyle w:val="ListNumber"/>
-        <w:spacing w:after="80"/>
-        <w:ind w:left="408" w:hanging="255"/>
+        <w:keepNext w:val="0"/>
+        <w:keepLines w:val="0"/>
+        <w:widowControl/>
       </w:pPr>
       <w:r>
-        <w:rPr>
-          <w:rFonts w:ascii="Microsoft YaHei" w:hAnsi="Microsoft YaHei" w:eastAsia="Microsoft YaHei"/>
-          <w:b w:val="0"/>
-          <w:color w:val="000000"/>
-          <w:sz w:val="21"/>
-        </w:rPr>
-        <w:t>可铺在煲仔饭表面与米饭、青菜组成完整餐盘。</w:t>
+        <w:t>完整长条、斜切片和切丁形成三种备菜形态</w:t>
       </w:r>
     </w:p>
     <w:p>
       <w:pPr>
         <w:pStyle w:val="ListNumber"/>
-        <w:spacing w:after="80"/>
-        <w:ind w:left="408" w:hanging="255"/>
+        <w:keepNext w:val="0"/>
+        <w:keepLines w:val="0"/>
+        <w:widowControl/>
       </w:pPr>
       <w:r>
-        <w:rPr>
-          <w:rFonts w:ascii="Microsoft YaHei" w:hAnsi="Microsoft YaHei" w:eastAsia="Microsoft YaHei"/>
-          <w:b w:val="0"/>
-          <w:color w:val="000000"/>
-          <w:sz w:val="21"/>
-        </w:rPr>
-        <w:t>蒸熟后切片即可作为家庭日常佐餐。</w:t>
+        <w:t>撕开真空包装后可直接取出完整腊肠</w:t>
       </w:r>
     </w:p>
     <w:p>
       <w:pPr>
         <w:pStyle w:val="ListNumber"/>
-        <w:spacing w:after="80"/>
-        <w:ind w:left="408" w:hanging="255"/>
+        <w:keepNext w:val="0"/>
+        <w:keepLines w:val="0"/>
+        <w:widowControl/>
       </w:pPr>
       <w:r>
-        <w:rPr>
-          <w:rFonts w:ascii="Microsoft YaHei" w:hAnsi="Microsoft YaHei" w:eastAsia="Microsoft YaHei"/>
-          <w:b w:val="0"/>
-          <w:color w:val="000000"/>
-          <w:sz w:val="21"/>
-        </w:rPr>
-        <w:t>完整长条、斜切片和切丁可形成不同的备菜形态。</w:t>
+        <w:t>多根腊肠可整齐排列展示长度与粗细的一致性</w:t>
       </w:r>
     </w:p>
     <w:p>
       <w:pPr>
         <w:pStyle w:val="ListNumber"/>
-        <w:spacing w:after="80"/>
-        <w:ind w:left="408" w:hanging="255"/>
+        <w:keepNext w:val="0"/>
+        <w:keepLines w:val="0"/>
+        <w:widowControl/>
       </w:pPr>
       <w:r>
-        <w:rPr>
-          <w:rFonts w:ascii="Microsoft YaHei" w:hAnsi="Microsoft YaHei" w:eastAsia="Microsoft YaHei"/>
-          <w:b w:val="0"/>
-          <w:color w:val="000000"/>
-          <w:sz w:val="21"/>
-        </w:rPr>
-        <w:t>500g 袋装适合家庭日常备菜或年节餐桌使用。</w:t>
+        <w:t>斜刀切片可形成大小接近的椭圆形切面</w:t>
       </w:r>
     </w:p>
     <w:p>
       <w:pPr>
         <w:pStyle w:val="ListNumber"/>
-        <w:spacing w:after="80"/>
-        <w:ind w:left="408" w:hanging="255"/>
+        <w:keepNext w:val="0"/>
+        <w:keepLines w:val="0"/>
+        <w:widowControl/>
       </w:pPr>
       <w:r>
-        <w:rPr>
-          <w:rFonts w:ascii="Microsoft YaHei" w:hAnsi="Microsoft YaHei" w:eastAsia="Microsoft YaHei"/>
-          <w:b w:val="0"/>
-          <w:color w:val="000000"/>
-          <w:sz w:val="21"/>
-        </w:rPr>
-        <w:t>广式咸甜风味适合偏好粤式腊味的消费者。</w:t>
+        <w:t>切片叠放时红白纹理可形成连续的层次</w:t>
+      </w:r>
+    </w:p>
+    <w:p>
+      <w:pPr>
+        <w:pStyle w:val="ListNumber"/>
+        <w:keepNext w:val="0"/>
+        <w:keepLines w:val="0"/>
+        <w:widowControl/>
+      </w:pPr>
+      <w:r>
+        <w:t>切面微距可突出瘦肉颗粒与透明脂肪颗粒</w:t>
+      </w:r>
+    </w:p>
+    <w:p>
+      <w:pPr>
+        <w:pStyle w:val="ListNumber"/>
+        <w:keepNext w:val="0"/>
+        <w:keepLines w:val="0"/>
+        <w:widowControl/>
+      </w:pPr>
+      <w:r>
+        <w:t>整根蒸制时腊肠可在热气中逐渐呈现油亮表面</w:t>
+      </w:r>
+    </w:p>
+    <w:p>
+      <w:pPr>
+        <w:pStyle w:val="ListNumber"/>
+        <w:keepNext w:val="0"/>
+        <w:keepLines w:val="0"/>
+        <w:widowControl/>
+      </w:pPr>
+      <w:r>
+        <w:t>揭开蒸笼盖的瞬间可同时看到热气与完整腊肠</w:t>
+      </w:r>
+    </w:p>
+    <w:p>
+      <w:pPr>
+        <w:pStyle w:val="ListNumber"/>
+        <w:keepNext w:val="0"/>
+        <w:keepLines w:val="0"/>
+        <w:widowControl/>
+      </w:pPr>
+      <w:r>
+        <w:t>蒸熟后再切片可观察外皮、肉粒和油脂的状态变化</w:t>
+      </w:r>
+    </w:p>
+    <w:p>
+      <w:pPr>
+        <w:pStyle w:val="ListNumber"/>
+        <w:keepNext w:val="0"/>
+        <w:keepLines w:val="0"/>
+        <w:widowControl/>
+      </w:pPr>
+      <w:r>
+        <w:t>腊肠可与米饭同蒸，让油润腊味渗入米饭表面</w:t>
+      </w:r>
+    </w:p>
+    <w:p>
+      <w:pPr>
+        <w:pStyle w:val="ListNumber"/>
+        <w:keepNext w:val="0"/>
+        <w:keepLines w:val="0"/>
+        <w:widowControl/>
+      </w:pPr>
+      <w:r>
+        <w:t>铺在煲仔饭表面时可与米饭和青菜形成完整餐盘</w:t>
+      </w:r>
+    </w:p>
+    <w:p>
+      <w:pPr>
+        <w:pStyle w:val="ListNumber"/>
+        <w:keepNext w:val="0"/>
+        <w:keepLines w:val="0"/>
+        <w:widowControl/>
+      </w:pPr>
+      <w:r>
+        <w:t>斜切片下锅煎制时可逐片翻面展示受热变化</w:t>
+      </w:r>
+    </w:p>
+    <w:p>
+      <w:pPr>
+        <w:pStyle w:val="ListNumber"/>
+        <w:keepNext w:val="0"/>
+        <w:keepLines w:val="0"/>
+        <w:widowControl/>
+      </w:pPr>
+      <w:r>
+        <w:t>煎制后的切片边缘可呈现更深的焦香色泽</w:t>
+      </w:r>
+    </w:p>
+    <w:p>
+      <w:pPr>
+        <w:pStyle w:val="ListNumber"/>
+        <w:keepNext w:val="0"/>
+        <w:keepLines w:val="0"/>
+        <w:widowControl/>
+      </w:pPr>
+      <w:r>
+        <w:t>切丁腊肠可在炒饭中与米粒均匀混合</w:t>
+      </w:r>
+    </w:p>
+    <w:p>
+      <w:pPr>
+        <w:pStyle w:val="ListNumber"/>
+        <w:keepNext w:val="0"/>
+        <w:keepLines w:val="0"/>
+        <w:widowControl/>
+      </w:pPr>
+      <w:r>
+        <w:t>切片腊肠可与蒜苗同炒形成红绿配色</w:t>
+      </w:r>
+    </w:p>
+    <w:p>
+      <w:pPr>
+        <w:pStyle w:val="ListNumber"/>
+        <w:keepNext w:val="0"/>
+        <w:keepLines w:val="0"/>
+        <w:widowControl/>
+      </w:pPr>
+      <w:r>
+        <w:t>切片腊肠可与芹菜同炒形成清晰的食材层次</w:t>
+      </w:r>
+    </w:p>
+    <w:p>
+      <w:pPr>
+        <w:pStyle w:val="ListNumber"/>
+        <w:keepNext w:val="0"/>
+        <w:keepLines w:val="0"/>
+        <w:widowControl/>
+      </w:pPr>
+      <w:r>
+        <w:t>蒸熟切片后可直接摆入家庭佐餐小盘</w:t>
+      </w:r>
+    </w:p>
+    <w:p>
+      <w:pPr>
+        <w:pStyle w:val="ListNumber"/>
+        <w:keepNext w:val="0"/>
+        <w:keepLines w:val="0"/>
+        <w:widowControl/>
+      </w:pPr>
+      <w:r>
+        <w:t>筷子夹起切片时可展示切面的厚度与油润感</w:t>
+      </w:r>
+    </w:p>
+    <w:p>
+      <w:pPr>
+        <w:pStyle w:val="ListNumber"/>
+        <w:keepNext w:val="0"/>
+        <w:keepLines w:val="0"/>
+        <w:widowControl/>
+      </w:pPr>
+      <w:r>
+        <w:t>切片落在热米饭上时可形成醒目的红白纹理焦点</w:t>
+      </w:r>
+    </w:p>
+    <w:p>
+      <w:pPr>
+        <w:pStyle w:val="ListNumber"/>
+        <w:keepNext w:val="0"/>
+        <w:keepLines w:val="0"/>
+        <w:widowControl/>
+      </w:pPr>
+      <w:r>
+        <w:t>煎炒过程中锅面油光可强化腊肠的油润质感</w:t>
+      </w:r>
+    </w:p>
+    <w:p>
+      <w:pPr>
+        <w:pStyle w:val="ListNumber"/>
+        <w:keepNext w:val="0"/>
+        <w:keepLines w:val="0"/>
+        <w:widowControl/>
+      </w:pPr>
+      <w:r>
+        <w:t>切板上的整根与切片可同时展示加工前后形态</w:t>
+      </w:r>
+    </w:p>
+    <w:p>
+      <w:pPr>
+        <w:pStyle w:val="ListNumber"/>
+        <w:keepNext w:val="0"/>
+        <w:keepLines w:val="0"/>
+        <w:widowControl/>
+      </w:pPr>
+      <w:r>
+        <w:t>扇形摆盘能连续展示多片腊肠的切面纹理</w:t>
+      </w:r>
+    </w:p>
+    <w:p>
+      <w:pPr>
+        <w:pStyle w:val="ListNumber"/>
+        <w:keepNext w:val="0"/>
+        <w:keepLines w:val="0"/>
+        <w:widowControl/>
+      </w:pPr>
+      <w:r>
+        <w:t>白色餐盘可衬托腊肠蒸熟后的红润色泽</w:t>
+      </w:r>
+    </w:p>
+    <w:p>
+      <w:pPr>
+        <w:pStyle w:val="ListNumber"/>
+        <w:keepNext w:val="0"/>
+        <w:keepLines w:val="0"/>
+        <w:widowControl/>
+      </w:pPr>
+      <w:r>
+        <w:t>深色砂锅可突出煲仔饭上腊肠切片的油亮状态</w:t>
+      </w:r>
+    </w:p>
+    <w:p>
+      <w:pPr>
+        <w:pStyle w:val="ListNumber"/>
+        <w:keepNext w:val="0"/>
+        <w:keepLines w:val="0"/>
+        <w:widowControl/>
+      </w:pPr>
+      <w:r>
+        <w:t>真空袋与完整腊肠同框可清楚说明包装和实物关系</w:t>
+      </w:r>
+    </w:p>
+    <w:p>
+      <w:pPr>
+        <w:pStyle w:val="ListNumber"/>
+        <w:keepNext w:val="0"/>
+        <w:keepLines w:val="0"/>
+        <w:widowControl/>
+      </w:pPr>
+      <w:r>
+        <w:t>从拆袋、蒸制到切片可形成连续的家庭备餐过程</w:t>
+      </w:r>
+    </w:p>
+    <w:p>
+      <w:pPr>
+        <w:pStyle w:val="ListNumber"/>
+        <w:keepNext w:val="0"/>
+        <w:keepLines w:val="0"/>
+        <w:widowControl/>
+      </w:pPr>
+      <w:r>
+        <w:t>从整根、受热到油亮切面的变化可展示产品质地</w:t>
+      </w:r>
+    </w:p>
+    <w:p>
+      <w:pPr>
+        <w:pStyle w:val="ListNumber"/>
+        <w:keepNext w:val="0"/>
+        <w:keepLines w:val="0"/>
+        <w:widowControl/>
+      </w:pPr>
+      <w:r>
+        <w:t>500g 袋装可按一餐用量取出部分腊肠进行烹饪</w:t>
+      </w:r>
+    </w:p>
+    <w:p>
+      <w:pPr>
+        <w:pStyle w:val="ListNumber"/>
+        <w:keepNext w:val="0"/>
+        <w:keepLines w:val="0"/>
+        <w:widowControl/>
+      </w:pPr>
+      <w:r>
+        <w:t>家庭日常蒸饭时可同步完成主食与腊肠的加热</w:t>
+      </w:r>
+    </w:p>
+    <w:p>
+      <w:pPr>
+        <w:pStyle w:val="ListNumber"/>
+        <w:keepNext w:val="0"/>
+        <w:keepLines w:val="0"/>
+        <w:widowControl/>
+      </w:pPr>
+      <w:r>
+        <w:t>年节餐桌可用整齐切片呈现传统广式腊味</w:t>
       </w:r>
     </w:p>
     <w:sectPr>
@@ -1303,9 +1503,6 @@
     <w:qFormat/>
     <w:rsid w:val="00FC693F"/>
     <w:pPr>
-      <w:pBdr>
-        <w:bottom w:val="single" w:sz="8" w:space="4" w:color="4F81BD" w:themeColor="accent1"/>
-      </w:pBdr>
       <w:spacing w:after="100" w:line="240" w:lineRule="auto"/>
       <w:contextualSpacing/>
     </w:pPr>

--- a/素材/效果类项目素材/广式腊肠/广式腊肠资料包.docx
+++ b/素材/效果类项目素材/广式腊肠/广式腊肠资料包.docx
@@ -23,7 +23,7 @@
         <w:spacing w:after="180"/>
       </w:pPr>
       <w:r>
-        <w:t>本资料包只记录已确认的产品基础信息和可直接用于素材创意的卖点事实。Prompt 数量、片段时长、视觉风格、投放渠道和禁用元素在 Prompt 节点配置；画幅、分辨率和生成模型能力在视频渲染节点配置。</w:t>
+        <w:t>本资料包只记录已确认的产品基础信息和具有独立商业价值的卖点事实。每条卖点只表达一种产品价值、食用体验或消费场景，不把切片、摆盘、餐具、布光和运镜方式当作卖点。Prompt 数量、片段时长、视觉风格、投放渠道和禁用元素在 Prompt 节点配置；画幅、分辨率和生成模型能力在视频渲染节点配置。</w:t>
       </w:r>
     </w:p>
     <w:p>
@@ -344,441 +344,121 @@
     <w:p>
       <w:pPr>
         <w:pStyle w:val="ListNumber"/>
-        <w:keepNext w:val="0"/>
-        <w:keepLines w:val="0"/>
-        <w:widowControl/>
       </w:pPr>
       <w:r>
-        <w:t>腊肠采用三七肥瘦配比</w:t>
+        <w:t>腊肠采用三七肥瘦配比，在一根产品中同时保留瘦肉颗粒和脂肪颗粒。</w:t>
       </w:r>
     </w:p>
     <w:p>
       <w:pPr>
         <w:pStyle w:val="ListNumber"/>
-        <w:keepNext w:val="0"/>
-        <w:keepLines w:val="0"/>
-        <w:widowControl/>
       </w:pPr>
       <w:r>
-        <w:t>采用广府糖酒腌制工艺形成广式风味</w:t>
+        <w:t>采用广府糖酒腌制工艺，形成明确的广式腊味风格。</w:t>
       </w:r>
     </w:p>
     <w:p>
       <w:pPr>
         <w:pStyle w:val="ListNumber"/>
-        <w:keepNext w:val="0"/>
-        <w:keepLines w:val="0"/>
-        <w:widowControl/>
       </w:pPr>
       <w:r>
-        <w:t>入口呈现咸甜与酒香回甘的风味层次</w:t>
+        <w:t>入口先呈现咸甜味，随后带出酒香回甘，风味层次清楚。</w:t>
       </w:r>
     </w:p>
     <w:p>
       <w:pPr>
         <w:pStyle w:val="ListNumber"/>
-        <w:keepNext w:val="0"/>
-        <w:keepLines w:val="0"/>
-        <w:widowControl/>
       </w:pPr>
       <w:r>
-        <w:t>配料使用纯猪肉且不添加淀粉</w:t>
+        <w:t>配料使用纯猪肉且不添加淀粉。</w:t>
       </w:r>
     </w:p>
     <w:p>
       <w:pPr>
         <w:pStyle w:val="ListNumber"/>
-        <w:keepNext w:val="0"/>
-        <w:keepLines w:val="0"/>
-        <w:widowControl/>
       </w:pPr>
       <w:r>
-        <w:t>500g 真空袋装便于家庭按需备菜</w:t>
+        <w:t>熟制后的切面仍能看到肉粒与肥瘦分布，呈现颗粒感肉质。</w:t>
       </w:r>
     </w:p>
     <w:p>
       <w:pPr>
         <w:pStyle w:val="ListNumber"/>
-        <w:keepNext w:val="0"/>
-        <w:keepLines w:val="0"/>
-        <w:widowControl/>
       </w:pPr>
       <w:r>
-        <w:t>完整腊肠呈现红白相间的肥瘦纹理</w:t>
+        <w:t>熟制后外皮、肉粒和油脂状态层次清楚，表面呈油润透亮状态。</w:t>
       </w:r>
     </w:p>
     <w:p>
       <w:pPr>
         <w:pStyle w:val="ListNumber"/>
-        <w:keepNext w:val="0"/>
-        <w:keepLines w:val="0"/>
-        <w:widowControl/>
       </w:pPr>
       <w:r>
-        <w:t>同一根腊肠中瘦肉与脂肪颗粒分布清晰可见</w:t>
+        <w:t>500g 真空袋装，适合家庭按一餐用量安排备菜。</w:t>
       </w:r>
     </w:p>
     <w:p>
       <w:pPr>
         <w:pStyle w:val="ListNumber"/>
-        <w:keepNext w:val="0"/>
-        <w:keepLines w:val="0"/>
-        <w:widowControl/>
       </w:pPr>
       <w:r>
-        <w:t>蒸制后表面可呈现油润透亮的光泽</w:t>
+        <w:t>完整长条、斜切片和切丁三种备菜形态可适配不同菜式。</w:t>
       </w:r>
     </w:p>
     <w:p>
       <w:pPr>
         <w:pStyle w:val="ListNumber"/>
-        <w:keepNext w:val="0"/>
-        <w:keepLines w:val="0"/>
-        <w:widowControl/>
       </w:pPr>
       <w:r>
-        <w:t>斜切面能直接展示内部肉粒与肥瘦分布</w:t>
+        <w:t>腊肠可与米饭同蒸，在一次加热中同时完成主食和腊肠。</w:t>
       </w:r>
     </w:p>
     <w:p>
       <w:pPr>
         <w:pStyle w:val="ListNumber"/>
-        <w:keepNext w:val="0"/>
-        <w:keepLines w:val="0"/>
-        <w:widowControl/>
       </w:pPr>
       <w:r>
-        <w:t>切丁后可观察每一小块中的肉粒结构</w:t>
+        <w:t>腊肠可铺在煲仔饭表面，作为广式腊味主配料。</w:t>
       </w:r>
     </w:p>
     <w:p>
       <w:pPr>
         <w:pStyle w:val="ListNumber"/>
-        <w:keepNext w:val="0"/>
-        <w:keepLines w:val="0"/>
-        <w:widowControl/>
       </w:pPr>
       <w:r>
-        <w:t>完整长条、斜切片和切丁形成三种备菜形态</w:t>
+        <w:t>蒸熟后切片即可作为家庭日常佐餐小菜。</w:t>
       </w:r>
     </w:p>
     <w:p>
       <w:pPr>
         <w:pStyle w:val="ListNumber"/>
-        <w:keepNext w:val="0"/>
-        <w:keepLines w:val="0"/>
-        <w:widowControl/>
       </w:pPr>
       <w:r>
-        <w:t>撕开真空包装后可直接取出完整腊肠</w:t>
+        <w:t>斜切片可直接煎制，受热后边缘呈现更深的焦香色泽。</w:t>
       </w:r>
     </w:p>
     <w:p>
       <w:pPr>
         <w:pStyle w:val="ListNumber"/>
-        <w:keepNext w:val="0"/>
-        <w:keepLines w:val="0"/>
-        <w:widowControl/>
       </w:pPr>
       <w:r>
-        <w:t>多根腊肠可整齐排列展示长度与粗细的一致性</w:t>
+        <w:t>切丁后可加入炒饭，与米粒均匀混合。</w:t>
       </w:r>
     </w:p>
     <w:p>
       <w:pPr>
         <w:pStyle w:val="ListNumber"/>
-        <w:keepNext w:val="0"/>
-        <w:keepLines w:val="0"/>
-        <w:widowControl/>
       </w:pPr>
       <w:r>
-        <w:t>斜刀切片可形成大小接近的椭圆形切面</w:t>
+        <w:t>切片后可搭配蒜苗或芹菜快炒，形成蔬菜与腊味组合。</w:t>
       </w:r>
     </w:p>
     <w:p>
       <w:pPr>
         <w:pStyle w:val="ListNumber"/>
-        <w:keepNext w:val="0"/>
-        <w:keepLines w:val="0"/>
-        <w:widowControl/>
       </w:pPr>
       <w:r>
-        <w:t>切片叠放时红白纹理可形成连续的层次</w:t>
-      </w:r>
-    </w:p>
-    <w:p>
-      <w:pPr>
-        <w:pStyle w:val="ListNumber"/>
-        <w:keepNext w:val="0"/>
-        <w:keepLines w:val="0"/>
-        <w:widowControl/>
-      </w:pPr>
-      <w:r>
-        <w:t>切面微距可突出瘦肉颗粒与透明脂肪颗粒</w:t>
-      </w:r>
-    </w:p>
-    <w:p>
-      <w:pPr>
-        <w:pStyle w:val="ListNumber"/>
-        <w:keepNext w:val="0"/>
-        <w:keepLines w:val="0"/>
-        <w:widowControl/>
-      </w:pPr>
-      <w:r>
-        <w:t>整根蒸制时腊肠可在热气中逐渐呈现油亮表面</w:t>
-      </w:r>
-    </w:p>
-    <w:p>
-      <w:pPr>
-        <w:pStyle w:val="ListNumber"/>
-        <w:keepNext w:val="0"/>
-        <w:keepLines w:val="0"/>
-        <w:widowControl/>
-      </w:pPr>
-      <w:r>
-        <w:t>揭开蒸笼盖的瞬间可同时看到热气与完整腊肠</w:t>
-      </w:r>
-    </w:p>
-    <w:p>
-      <w:pPr>
-        <w:pStyle w:val="ListNumber"/>
-        <w:keepNext w:val="0"/>
-        <w:keepLines w:val="0"/>
-        <w:widowControl/>
-      </w:pPr>
-      <w:r>
-        <w:t>蒸熟后再切片可观察外皮、肉粒和油脂的状态变化</w:t>
-      </w:r>
-    </w:p>
-    <w:p>
-      <w:pPr>
-        <w:pStyle w:val="ListNumber"/>
-        <w:keepNext w:val="0"/>
-        <w:keepLines w:val="0"/>
-        <w:widowControl/>
-      </w:pPr>
-      <w:r>
-        <w:t>腊肠可与米饭同蒸，让油润腊味渗入米饭表面</w:t>
-      </w:r>
-    </w:p>
-    <w:p>
-      <w:pPr>
-        <w:pStyle w:val="ListNumber"/>
-        <w:keepNext w:val="0"/>
-        <w:keepLines w:val="0"/>
-        <w:widowControl/>
-      </w:pPr>
-      <w:r>
-        <w:t>铺在煲仔饭表面时可与米饭和青菜形成完整餐盘</w:t>
-      </w:r>
-    </w:p>
-    <w:p>
-      <w:pPr>
-        <w:pStyle w:val="ListNumber"/>
-        <w:keepNext w:val="0"/>
-        <w:keepLines w:val="0"/>
-        <w:widowControl/>
-      </w:pPr>
-      <w:r>
-        <w:t>斜切片下锅煎制时可逐片翻面展示受热变化</w:t>
-      </w:r>
-    </w:p>
-    <w:p>
-      <w:pPr>
-        <w:pStyle w:val="ListNumber"/>
-        <w:keepNext w:val="0"/>
-        <w:keepLines w:val="0"/>
-        <w:widowControl/>
-      </w:pPr>
-      <w:r>
-        <w:t>煎制后的切片边缘可呈现更深的焦香色泽</w:t>
-      </w:r>
-    </w:p>
-    <w:p>
-      <w:pPr>
-        <w:pStyle w:val="ListNumber"/>
-        <w:keepNext w:val="0"/>
-        <w:keepLines w:val="0"/>
-        <w:widowControl/>
-      </w:pPr>
-      <w:r>
-        <w:t>切丁腊肠可在炒饭中与米粒均匀混合</w:t>
-      </w:r>
-    </w:p>
-    <w:p>
-      <w:pPr>
-        <w:pStyle w:val="ListNumber"/>
-        <w:keepNext w:val="0"/>
-        <w:keepLines w:val="0"/>
-        <w:widowControl/>
-      </w:pPr>
-      <w:r>
-        <w:t>切片腊肠可与蒜苗同炒形成红绿配色</w:t>
-      </w:r>
-    </w:p>
-    <w:p>
-      <w:pPr>
-        <w:pStyle w:val="ListNumber"/>
-        <w:keepNext w:val="0"/>
-        <w:keepLines w:val="0"/>
-        <w:widowControl/>
-      </w:pPr>
-      <w:r>
-        <w:t>切片腊肠可与芹菜同炒形成清晰的食材层次</w:t>
-      </w:r>
-    </w:p>
-    <w:p>
-      <w:pPr>
-        <w:pStyle w:val="ListNumber"/>
-        <w:keepNext w:val="0"/>
-        <w:keepLines w:val="0"/>
-        <w:widowControl/>
-      </w:pPr>
-      <w:r>
-        <w:t>蒸熟切片后可直接摆入家庭佐餐小盘</w:t>
-      </w:r>
-    </w:p>
-    <w:p>
-      <w:pPr>
-        <w:pStyle w:val="ListNumber"/>
-        <w:keepNext w:val="0"/>
-        <w:keepLines w:val="0"/>
-        <w:widowControl/>
-      </w:pPr>
-      <w:r>
-        <w:t>筷子夹起切片时可展示切面的厚度与油润感</w:t>
-      </w:r>
-    </w:p>
-    <w:p>
-      <w:pPr>
-        <w:pStyle w:val="ListNumber"/>
-        <w:keepNext w:val="0"/>
-        <w:keepLines w:val="0"/>
-        <w:widowControl/>
-      </w:pPr>
-      <w:r>
-        <w:t>切片落在热米饭上时可形成醒目的红白纹理焦点</w:t>
-      </w:r>
-    </w:p>
-    <w:p>
-      <w:pPr>
-        <w:pStyle w:val="ListNumber"/>
-        <w:keepNext w:val="0"/>
-        <w:keepLines w:val="0"/>
-        <w:widowControl/>
-      </w:pPr>
-      <w:r>
-        <w:t>煎炒过程中锅面油光可强化腊肠的油润质感</w:t>
-      </w:r>
-    </w:p>
-    <w:p>
-      <w:pPr>
-        <w:pStyle w:val="ListNumber"/>
-        <w:keepNext w:val="0"/>
-        <w:keepLines w:val="0"/>
-        <w:widowControl/>
-      </w:pPr>
-      <w:r>
-        <w:t>切板上的整根与切片可同时展示加工前后形态</w:t>
-      </w:r>
-    </w:p>
-    <w:p>
-      <w:pPr>
-        <w:pStyle w:val="ListNumber"/>
-        <w:keepNext w:val="0"/>
-        <w:keepLines w:val="0"/>
-        <w:widowControl/>
-      </w:pPr>
-      <w:r>
-        <w:t>扇形摆盘能连续展示多片腊肠的切面纹理</w:t>
-      </w:r>
-    </w:p>
-    <w:p>
-      <w:pPr>
-        <w:pStyle w:val="ListNumber"/>
-        <w:keepNext w:val="0"/>
-        <w:keepLines w:val="0"/>
-        <w:widowControl/>
-      </w:pPr>
-      <w:r>
-        <w:t>白色餐盘可衬托腊肠蒸熟后的红润色泽</w:t>
-      </w:r>
-    </w:p>
-    <w:p>
-      <w:pPr>
-        <w:pStyle w:val="ListNumber"/>
-        <w:keepNext w:val="0"/>
-        <w:keepLines w:val="0"/>
-        <w:widowControl/>
-      </w:pPr>
-      <w:r>
-        <w:t>深色砂锅可突出煲仔饭上腊肠切片的油亮状态</w:t>
-      </w:r>
-    </w:p>
-    <w:p>
-      <w:pPr>
-        <w:pStyle w:val="ListNumber"/>
-        <w:keepNext w:val="0"/>
-        <w:keepLines w:val="0"/>
-        <w:widowControl/>
-      </w:pPr>
-      <w:r>
-        <w:t>真空袋与完整腊肠同框可清楚说明包装和实物关系</w:t>
-      </w:r>
-    </w:p>
-    <w:p>
-      <w:pPr>
-        <w:pStyle w:val="ListNumber"/>
-        <w:keepNext w:val="0"/>
-        <w:keepLines w:val="0"/>
-        <w:widowControl/>
-      </w:pPr>
-      <w:r>
-        <w:t>从拆袋、蒸制到切片可形成连续的家庭备餐过程</w:t>
-      </w:r>
-    </w:p>
-    <w:p>
-      <w:pPr>
-        <w:pStyle w:val="ListNumber"/>
-        <w:keepNext w:val="0"/>
-        <w:keepLines w:val="0"/>
-        <w:widowControl/>
-      </w:pPr>
-      <w:r>
-        <w:t>从整根、受热到油亮切面的变化可展示产品质地</w:t>
-      </w:r>
-    </w:p>
-    <w:p>
-      <w:pPr>
-        <w:pStyle w:val="ListNumber"/>
-        <w:keepNext w:val="0"/>
-        <w:keepLines w:val="0"/>
-        <w:widowControl/>
-      </w:pPr>
-      <w:r>
-        <w:t>500g 袋装可按一餐用量取出部分腊肠进行烹饪</w:t>
-      </w:r>
-    </w:p>
-    <w:p>
-      <w:pPr>
-        <w:pStyle w:val="ListNumber"/>
-        <w:keepNext w:val="0"/>
-        <w:keepLines w:val="0"/>
-        <w:widowControl/>
-      </w:pPr>
-      <w:r>
-        <w:t>家庭日常蒸饭时可同步完成主食与腊肠的加热</w:t>
-      </w:r>
-    </w:p>
-    <w:p>
-      <w:pPr>
-        <w:pStyle w:val="ListNumber"/>
-        <w:keepNext w:val="0"/>
-        <w:keepLines w:val="0"/>
-        <w:widowControl/>
-      </w:pPr>
-      <w:r>
-        <w:t>年节餐桌可用整齐切片呈现传统广式腊味</w:t>
+        <w:t>年节餐桌可将其作为传统广式腊味菜品。</w:t>
       </w:r>
     </w:p>
     <w:sectPr>

--- a/素材/效果类项目素材/广式腊肠/广式腊肠资料包.docx
+++ b/素材/效果类项目素材/广式腊肠/广式腊肠资料包.docx
@@ -23,7 +23,7 @@
         <w:spacing w:after="180"/>
       </w:pPr>
       <w:r>
-        <w:t>本资料包只记录已确认的产品基础信息和具有独立商业价值的卖点事实。每条卖点只表达一种产品价值、食用体验或消费场景，不把切片、摆盘、餐具、布光和运镜方式当作卖点。Prompt 数量、片段时长、视觉风格、投放渠道和禁用元素在 Prompt 节点配置；画幅、分辨率和生成模型能力在视频渲染节点配置。</w:t>
+        <w:t>本资料包只记录已确认的产品基础信息和具有独立商业价值的卖点事实。每条卖点只表达一种产品价值、食用体验或具体菜式中的使用方式，不把摆盘、餐具、布光和运镜方式当作卖点。Prompt 数量、片段时长、视觉风格、投放渠道和禁用元素在 Prompt 节点配置；画幅、分辨率和生成模型能力在视频渲染节点配置。</w:t>
       </w:r>
     </w:p>
     <w:p>
@@ -346,7 +346,7 @@
         <w:pStyle w:val="ListNumber"/>
       </w:pPr>
       <w:r>
-        <w:t>腊肠采用三七肥瘦配比，在一根产品中同时保留瘦肉颗粒和脂肪颗粒。</w:t>
+        <w:t>腊肠采用三七肥瘦配比，瘦肉颗粒与脂肪分布在熟制切面上清楚可见。</w:t>
       </w:r>
     </w:p>
     <w:p>
@@ -354,7 +354,7 @@
         <w:pStyle w:val="ListNumber"/>
       </w:pPr>
       <w:r>
-        <w:t>采用广府糖酒腌制工艺，形成明确的广式腊味风格。</w:t>
+        <w:t>配料使用纯猪肉，不以其他肉类替代猪肉原料。</w:t>
       </w:r>
     </w:p>
     <w:p>
@@ -362,7 +362,7 @@
         <w:pStyle w:val="ListNumber"/>
       </w:pPr>
       <w:r>
-        <w:t>入口先呈现咸甜味，随后带出酒香回甘，风味层次清楚。</w:t>
+        <w:t>产品不添加淀粉，为关注肉类配料组成的消费者提供明确选择。</w:t>
       </w:r>
     </w:p>
     <w:p>
@@ -370,7 +370,7 @@
         <w:pStyle w:val="ListNumber"/>
       </w:pPr>
       <w:r>
-        <w:t>配料使用纯猪肉且不添加淀粉。</w:t>
+        <w:t>采用广府糖酒腌制工艺，形成传统广式腊味的工艺背景。</w:t>
       </w:r>
     </w:p>
     <w:p>
@@ -378,7 +378,7 @@
         <w:pStyle w:val="ListNumber"/>
       </w:pPr>
       <w:r>
-        <w:t>熟制后的切面仍能看到肉粒与肥瘦分布，呈现颗粒感肉质。</w:t>
+        <w:t>入口依次呈现咸味、柔和甜味、酒香与回甘，风味层次清楚。</w:t>
       </w:r>
     </w:p>
     <w:p>
@@ -386,7 +386,7 @@
         <w:pStyle w:val="ListNumber"/>
       </w:pPr>
       <w:r>
-        <w:t>熟制后外皮、肉粒和油脂状态层次清楚，表面呈油润透亮状态。</w:t>
+        <w:t>熟制后的肉粒保留颗粒感，切面不是均一细腻的肉泥状态。</w:t>
       </w:r>
     </w:p>
     <w:p>
@@ -394,7 +394,7 @@
         <w:pStyle w:val="ListNumber"/>
       </w:pPr>
       <w:r>
-        <w:t>500g 真空袋装，适合家庭按一餐用量安排备菜。</w:t>
+        <w:t>熟制后外皮收紧、表面油润透亮，可直接呈现腊味的食欲感。</w:t>
       </w:r>
     </w:p>
     <w:p>
@@ -402,7 +402,7 @@
         <w:pStyle w:val="ListNumber"/>
       </w:pPr>
       <w:r>
-        <w:t>完整长条、斜切片和切丁三种备菜形态可适配不同菜式。</w:t>
+        <w:t>完整长条可按菜式切成斜片、圆片或肉丁，适配不同备菜形态。</w:t>
       </w:r>
     </w:p>
     <w:p>
@@ -410,7 +410,7 @@
         <w:pStyle w:val="ListNumber"/>
       </w:pPr>
       <w:r>
-        <w:t>腊肠可与米饭同蒸，在一次加热中同时完成主食和腊肠。</w:t>
+        <w:t>与白米饭同蒸时，整根或切段腊肠可在一次加热中完成熟制，油润汁水落入米饭表面。</w:t>
       </w:r>
     </w:p>
     <w:p>
@@ -418,7 +418,7 @@
         <w:pStyle w:val="ListNumber"/>
       </w:pPr>
       <w:r>
-        <w:t>腊肠可铺在煲仔饭表面，作为广式腊味主配料。</w:t>
+        <w:t>铺在广式煲仔饭表面时，腊肠斜片与焦香锅巴、青菜和米饭组成经典腊味主食。</w:t>
       </w:r>
     </w:p>
     <w:p>
@@ -426,7 +426,7 @@
         <w:pStyle w:val="ListNumber"/>
       </w:pPr>
       <w:r>
-        <w:t>蒸熟后切片即可作为家庭日常佐餐小菜。</w:t>
+        <w:t>切丁拌入腊味糯米饭后，红白相间的肉丁分布在晶亮糯米之间，方便每口同时吃到腊味。</w:t>
       </w:r>
     </w:p>
     <w:p>
@@ -434,7 +434,7 @@
         <w:pStyle w:val="ListNumber"/>
       </w:pPr>
       <w:r>
-        <w:t>斜切片可直接煎制，受热后边缘呈现更深的焦香色泽。</w:t>
+        <w:t>切成小丁加入蛋炒饭时，腊肠肉丁可与鸡蛋和米粒均匀翻炒，形成清楚的颗粒搭配。</w:t>
       </w:r>
     </w:p>
     <w:p>
@@ -442,7 +442,7 @@
         <w:pStyle w:val="ListNumber"/>
       </w:pPr>
       <w:r>
-        <w:t>切丁后可加入炒饭，与米粒均匀混合。</w:t>
+        <w:t>切丁拌入萝卜糕米浆后蒸制定型，腊肠颗粒可嵌在浅色糕体中，切开后形成明显对比。</w:t>
       </w:r>
     </w:p>
     <w:p>
@@ -450,7 +450,7 @@
         <w:pStyle w:val="ListNumber"/>
       </w:pPr>
       <w:r>
-        <w:t>切片后可搭配蒜苗或芹菜快炒，形成蔬菜与腊味组合。</w:t>
+        <w:t>切丁加入芋头糕时，腊肠可与芋头颗粒共同分布在糕体内部，煎香后呈现酥面与软心层次。</w:t>
       </w:r>
     </w:p>
     <w:p>
@@ -458,7 +458,127 @@
         <w:pStyle w:val="ListNumber"/>
       </w:pPr>
       <w:r>
-        <w:t>年节餐桌可将其作为传统广式腊味菜品。</w:t>
+        <w:t>斜片与芋头片交错码放后同蒸，腊肠油脂可落在芋头表面，形成一荤一素的蒸菜组合。</w:t>
+      </w:r>
+    </w:p>
+    <w:p>
+      <w:pPr>
+        <w:pStyle w:val="ListNumber"/>
+      </w:pPr>
+      <w:r>
+        <w:t>与南瓜块同蒸时，红润腊肠和金黄南瓜形成颜色反差，咸甜腊味可搭配南瓜的自然甜味。</w:t>
+      </w:r>
+    </w:p>
+    <w:p>
+      <w:pPr>
+        <w:pStyle w:val="ListNumber"/>
+      </w:pPr>
+      <w:r>
+        <w:t>腊肠斜片铺在鸡块上同蒸，可在揭盖时同时呈现嫩鸡、腊肠和蒸汽形成的家常蒸菜。</w:t>
+      </w:r>
+    </w:p>
+    <w:p>
+      <w:pPr>
+        <w:pStyle w:val="ListNumber"/>
+      </w:pPr>
+      <w:r>
+        <w:t>腊肠片与排骨交错摆入蒸盘后同蒸，两种肉类形成不同形态和质地的组合。</w:t>
+      </w:r>
+    </w:p>
+    <w:p>
+      <w:pPr>
+        <w:pStyle w:val="ListNumber"/>
+      </w:pPr>
+      <w:r>
+        <w:t>切成细丁撒入蛋液后蒸熟，腊肠颗粒可嵌在平滑蒸蛋中，形成软嫩与颗粒感对比。</w:t>
+      </w:r>
+    </w:p>
+    <w:p>
+      <w:pPr>
+        <w:pStyle w:val="ListNumber"/>
+      </w:pPr>
+      <w:r>
+        <w:t>斜切片与荷兰豆快炒时，红润肉片与翠绿豆荚形成鲜明颜色和形态对比。</w:t>
+      </w:r>
+    </w:p>
+    <w:p>
+      <w:pPr>
+        <w:pStyle w:val="ListNumber"/>
+      </w:pPr>
+      <w:r>
+        <w:t>切片搭配蒜薹段快炒时，腊肠的油润切面与蒜薹的长条脆嫩形态同时呈现。</w:t>
+      </w:r>
+    </w:p>
+    <w:p>
+      <w:pPr>
+        <w:pStyle w:val="ListNumber"/>
+      </w:pPr>
+      <w:r>
+        <w:t>腊肠片可与芥兰茎叶同炒，深绿色叶菜能衬托腊肠的红润色泽。</w:t>
+      </w:r>
+    </w:p>
+    <w:p>
+      <w:pPr>
+        <w:pStyle w:val="ListNumber"/>
+      </w:pPr>
+      <w:r>
+        <w:t>腊肠片与莲藕片翻炒时，两种圆片在孔洞、颜色和质地上形成可辨认的视觉差异。</w:t>
+      </w:r>
+    </w:p>
+    <w:p>
+      <w:pPr>
+        <w:pStyle w:val="ListNumber"/>
+      </w:pPr>
+      <w:r>
+        <w:t>腊肠片搭配香菇或茶树菇煸炒时，肉片油润感与菌菇褶皱、纤维形成不同质地层次。</w:t>
+      </w:r>
+    </w:p>
+    <w:p>
+      <w:pPr>
+        <w:pStyle w:val="ListNumber"/>
+      </w:pPr>
+      <w:r>
+        <w:t>切片铺在嫩豆腐上同蒸时，红润腊肠与白色豆腐形成色彩对比，汤汁可沿豆腐边缘聚集。</w:t>
+      </w:r>
+    </w:p>
+    <w:p>
+      <w:pPr>
+        <w:pStyle w:val="ListNumber"/>
+      </w:pPr>
+      <w:r>
+        <w:t>切段加入粉丝煲时，粉丝可吸收汤汁并缠绕在腊肠周围，形成肉片与透明粉丝的形态差异。</w:t>
+      </w:r>
+    </w:p>
+    <w:p>
+      <w:pPr>
+        <w:pStyle w:val="ListNumber"/>
+      </w:pPr>
+      <w:r>
+        <w:t>腊肠片加入炒面后，可与面条和蔬菜在锅中翻拌，形成主食、肉类和蔬菜同框的完整搭配。</w:t>
+      </w:r>
+    </w:p>
+    <w:p>
+      <w:pPr>
+        <w:pStyle w:val="ListNumber"/>
+      </w:pPr>
+      <w:r>
+        <w:t>切碎后作为花卷或包子的咸香馅料，掰开面点时可看到腊肠颗粒分布在柔软面芯中。</w:t>
+      </w:r>
+    </w:p>
+    <w:p>
+      <w:pPr>
+        <w:pStyle w:val="ListNumber"/>
+      </w:pPr>
+      <w:r>
+        <w:t>切成薄片铺在披萨上烘烤时，腊肠边缘可轻微卷起并与融化奶酪形成中西融合搭配。</w:t>
+      </w:r>
+    </w:p>
+    <w:p>
+      <w:pPr>
+        <w:pStyle w:val="ListNumber"/>
+      </w:pPr>
+      <w:r>
+        <w:t>蒸熟后切片组成腊味拼盘，可与腊肉等不同腊味并列展示各自的切面、色泽和形态。</w:t>
       </w:r>
     </w:p>
     <w:sectPr>
